--- a/NFIFProsjekt/tilbud/TILBUD.docx
+++ b/NFIFProsjekt/tilbud/TILBUD.docx
@@ -79,7 +79,13 @@
         <w:t xml:space="preserve"> </w:t>
       </w:r>
       <w:r>
-        <w:t xml:space="preserve">Thor Gjesdal (teknisk), Magnus Trosdahl (kommersielt)</w:t>
+        <w:t xml:space="preserve">Thor Gjesdal (teknisk), Magnus Trosdahl</w:t>
+      </w:r>
+      <w:r>
+        <w:t xml:space="preserve"> </w:t>
+      </w:r>
+      <w:r>
+        <w:t xml:space="preserve">(kommersielt)</w:t>
       </w:r>
     </w:p>
     <w:p>
@@ -757,13 +763,7 @@
         <w:t xml:space="preserve"> </w:t>
       </w:r>
       <w:r>
-        <w:t xml:space="preserve">ulik karakter, og en leverandør som ikke skiller dem, priser og planlegger</w:t>
-      </w:r>
-      <w:r>
-        <w:t xml:space="preserve"> </w:t>
-      </w:r>
-      <w:r>
-        <w:t xml:space="preserve">feil.</w:t>
+        <w:t xml:space="preserve">ulik karakter.</w:t>
       </w:r>
     </w:p>
     <w:bookmarkStart w:id="12" w:name="registrere-dette-er-jobben"/>
@@ -930,7 +930,7 @@
         <w:t xml:space="preserve"> </w:t>
       </w:r>
       <w:r>
-        <w:t xml:space="preserve">små.</w:t>
+        <w:t xml:space="preserve">enkle å levere.</w:t>
       </w:r>
     </w:p>
     <w:bookmarkEnd w:id="13"/>
@@ -4611,13 +4611,13 @@
         <w:pStyle w:val="BodyText"/>
       </w:pPr>
       <w:r>
-        <w:t xml:space="preserve">Dette er produktet en kommunikasjonsavdeling og en presselosje trenger uken</w:t>
-      </w:r>
-      <w:r>
-        <w:t xml:space="preserve"> </w:t>
-      </w:r>
-      <w:r>
-        <w:t xml:space="preserve">før et mesterskap, og som ingen rekker å lage manuelt. Vedlagt som vedlegg C.</w:t>
+        <w:t xml:space="preserve">Dette er produktet en kommunikasjonsavdeling og pressen trenger uken før et</w:t>
+      </w:r>
+      <w:r>
+        <w:t xml:space="preserve"> </w:t>
+      </w:r>
+      <w:r>
+        <w:t xml:space="preserve">mesterskap, og som ingen rekker å lage manuelt. Vedlagt som vedlegg C.</w:t>
       </w:r>
     </w:p>
     <w:bookmarkEnd w:id="36"/>
@@ -7768,13 +7768,13 @@
         <w:t xml:space="preserve"> </w:t>
       </w:r>
       <w:r>
-        <w:t xml:space="preserve">og idrettsdata, agentvirksomhet og trenervirksomhet. I tillegg leverer</w:t>
-      </w:r>
-      <w:r>
-        <w:t xml:space="preserve"> </w:t>
-      </w:r>
-      <w:r>
-        <w:t xml:space="preserve">selskapet laserbaserte måleprodukter for Athlete Mindset Inc.</w:t>
+        <w:t xml:space="preserve">og idrettsdata, agentvirksomhet og trenervirksomhet. I tillegg utvikler</w:t>
+      </w:r>
+      <w:r>
+        <w:t xml:space="preserve"> </w:t>
+      </w:r>
+      <w:r>
+        <w:t xml:space="preserve">selskapet laserbaserte måleprodukter sammen med Athlete Mindset Inc.</w:t>
       </w:r>
     </w:p>
     <w:p>
@@ -10770,7 +10770,7 @@
               <w:pStyle w:val="Compact"/>
             </w:pPr>
             <w:r>
-              <w:t xml:space="preserve">«Norsk friidrett 2013–2025», bredde- og rekrutteringsanalyse, lederrettet sammendrag</w:t>
+              <w:t xml:space="preserve">«Norsk friidrett 2013–2025», bredde- og rekrutteringsanalyse</w:t>
             </w:r>
           </w:p>
         </w:tc>
@@ -10798,7 +10798,7 @@
               <w:pStyle w:val="Compact"/>
             </w:pPr>
             <w:r>
-              <w:t xml:space="preserve">Veikart gateløp (utdypning av kapittel 5)</w:t>
+              <w:t xml:space="preserve">Spørsmål til NFIF: forutsetninger vi ber om å få bekreftet</w:t>
             </w:r>
           </w:p>
         </w:tc>
@@ -10816,34 +10816,6 @@
                 <w:bCs/>
               </w:rPr>
               <w:t xml:space="preserve">F</w:t>
-            </w:r>
-          </w:p>
-        </w:tc>
-        <w:tc>
-          <w:tcPr/>
-          <w:p>
-            <w:pPr>
-              <w:pStyle w:val="Compact"/>
-            </w:pPr>
-            <w:r>
-              <w:t xml:space="preserve">Spørsmål til NFIF: forutsetninger vi ber om å få bekreftet</w:t>
-            </w:r>
-          </w:p>
-        </w:tc>
-      </w:tr>
-      <w:tr>
-        <w:tc>
-          <w:tcPr/>
-          <w:p>
-            <w:pPr>
-              <w:pStyle w:val="Compact"/>
-            </w:pPr>
-            <w:r>
-              <w:rPr>
-                <w:b/>
-                <w:bCs/>
-              </w:rPr>
-              <w:t xml:space="preserve">G</w:t>
             </w:r>
           </w:p>
         </w:tc>

--- a/NFIFProsjekt/tilbud/TILBUD.docx
+++ b/NFIFProsjekt/tilbud/TILBUD.docx
@@ -4641,13 +4641,13 @@
         <w:t xml:space="preserve"> </w:t>
       </w:r>
       <w:r>
-        <w:t xml:space="preserve">perioden. Sentralt funn: aktive utøvere i alderen 10–19 år falt fra 8 745 i</w:t>
-      </w:r>
-      <w:r>
-        <w:t xml:space="preserve"> </w:t>
-      </w:r>
-      <w:r>
-        <w:t xml:space="preserve">2019 til 6 418 i 2025, en nedgang på 27 prosent, nesten utelukkende</w:t>
+        <w:t xml:space="preserve">perioden. Sentralt funn: aktive utøvere i alderen 10–19 år falt fra 8 715 i</w:t>
+      </w:r>
+      <w:r>
+        <w:t xml:space="preserve"> </w:t>
+      </w:r>
+      <w:r>
+        <w:t xml:space="preserve">2019 til 6 392 i 2025, en nedgang på 27 prosent, nesten utelukkende</w:t>
       </w:r>
       <w:r>
         <w:t xml:space="preserve"> </w:t>

--- a/NFIFProsjekt/tilbud/TILBUD.docx
+++ b/NFIFProsjekt/tilbud/TILBUD.docx
@@ -734,7 +734,7 @@
       </w:r>
     </w:p>
     <w:bookmarkEnd w:id="11"/>
-    <w:bookmarkStart w:id="17" w:name="hva-vi-har-forstått-at-nfif-skal-løse"/>
+    <w:bookmarkStart w:id="18" w:name="hva-vi-har-forstått-at-nfif-skal-løse"/>
     <w:p>
       <w:pPr>
         <w:pStyle w:val="Heading1"/>
@@ -1018,13 +1018,13 @@
     </w:p>
     <w:bookmarkEnd w:id="14"/>
     <w:bookmarkEnd w:id="15"/>
-    <w:bookmarkStart w:id="16" w:name="X78d615b0e23688f1a0d547fb2bff190df6cc750"/>
+    <w:bookmarkStart w:id="16" w:name="X480653f79bf78cc1b6d26a4c67f98ac0915246a"/>
     <w:p>
       <w:pPr>
         <w:pStyle w:val="Heading2"/>
       </w:pPr>
       <w:r>
-        <w:t xml:space="preserve">1.2 Tre spørsmål avgjør hvem som får oppgaven</w:t>
+        <w:t xml:space="preserve">1.2 Fire anbefalinger ut over kravspesifikasjonen</w:t>
       </w:r>
     </w:p>
     <w:p>
@@ -1032,486 +1032,19 @@
         <w:pStyle w:val="FirstParagraph"/>
       </w:pPr>
       <w:r>
-        <w:t xml:space="preserve">Bak kravspesifikasjonen ligger tre spørsmål som avgjør om en leverandør er</w:t>
-      </w:r>
-      <w:r>
-        <w:t xml:space="preserve"> </w:t>
-      </w:r>
-      <w:r>
-        <w:t xml:space="preserve">riktig:</w:t>
-      </w:r>
-    </w:p>
-    <w:p>
-      <w:pPr>
-        <w:pStyle w:val="BodyText"/>
-      </w:pPr>
-      <w:r>
-        <w:rPr>
-          <w:b/>
-          <w:bCs/>
-        </w:rPr>
-        <w:t xml:space="preserve">Kan løsningen være i drift for alle baneresultater innen 01.01.2027?</w:t>
-      </w:r>
-      <w:r>
-        <w:t xml:space="preserve"> </w:t>
-      </w:r>
-      <w:r>
-        <w:t xml:space="preserve">Fra kontraktsinngåelse i september er det knapt fire måneder. En leverandør som</w:t>
-      </w:r>
-      <w:r>
-        <w:t xml:space="preserve"> </w:t>
-      </w:r>
-      <w:r>
-        <w:t xml:space="preserve">skal bygge plattformen og deretter migrere over 1,7 millioner resultater, rekker</w:t>
-      </w:r>
-      <w:r>
-        <w:t xml:space="preserve"> </w:t>
-      </w:r>
-      <w:r>
-        <w:t xml:space="preserve">det ikke. Vi er ferdige med migreringen. Se kapittel 8.</w:t>
-      </w:r>
-    </w:p>
-    <w:p>
-      <w:pPr>
-        <w:pStyle w:val="BodyText"/>
-      </w:pPr>
-      <w:r>
-        <w:rPr>
-          <w:b/>
-          <w:bCs/>
-        </w:rPr>
-        <w:t xml:space="preserve">Finnes leverandøren fortsatt i 2031?</w:t>
-      </w:r>
-      <w:r>
-        <w:t xml:space="preserve"> </w:t>
-      </w:r>
-      <w:r>
-        <w:t xml:space="preserve">§1 sier rett ut at dagens løsning ikke lar seg vedlikeholde med de frivillige</w:t>
-      </w:r>
-      <w:r>
-        <w:t xml:space="preserve"> </w:t>
-      </w:r>
-      <w:r>
-        <w:t xml:space="preserve">ressursene som finnes. NFIF er brent på personavhengighet, og skal ikke kjøpe</w:t>
-      </w:r>
-      <w:r>
-        <w:t xml:space="preserve"> </w:t>
-      </w:r>
-      <w:r>
-        <w:t xml:space="preserve">den på nytt i ny innpakning. Vi tar dette opp uoppfordret i kapittel 9, fordi</w:t>
-      </w:r>
-      <w:r>
-        <w:t xml:space="preserve"> </w:t>
-      </w:r>
-      <w:r>
-        <w:t xml:space="preserve">det er den innvendingen vi selv mener er mest berettiget.</w:t>
-      </w:r>
-    </w:p>
-    <w:p>
-      <w:pPr>
-        <w:pStyle w:val="BodyText"/>
-      </w:pPr>
-      <w:r>
-        <w:rPr>
-          <w:b/>
-          <w:bCs/>
-        </w:rPr>
-        <w:t xml:space="preserve">Hva koster det, og hva får forbundet igjen?</w:t>
-      </w:r>
-      <w:r>
-        <w:t xml:space="preserve"> </w:t>
-      </w:r>
-      <w:r>
-        <w:t xml:space="preserve">NFIF har drevet dette på dugnad i tretten år. Vi mener kostnaden må forsvares</w:t>
-      </w:r>
-      <w:r>
-        <w:t xml:space="preserve"> </w:t>
-      </w:r>
-      <w:r>
-        <w:t xml:space="preserve">med mer enn drift av en nettside, og har derfor bygget analysetjenesten inn i</w:t>
-      </w:r>
-      <w:r>
-        <w:t xml:space="preserve"> </w:t>
-      </w:r>
-      <w:r>
-        <w:t xml:space="preserve">grunnavtalen fremfor å selge den separat. Se kapittel 4 og 12.</w:t>
-      </w:r>
-    </w:p>
-    <w:p>
-      <w:pPr>
-        <w:pStyle w:val="BodyText"/>
-      </w:pPr>
-      <w:r>
-        <w:t xml:space="preserve">Dette dokumentet er strukturert etter disse spørsmålene, ikke etter</w:t>
-      </w:r>
-      <w:r>
-        <w:t xml:space="preserve"> </w:t>
-      </w:r>
-      <w:r>
-        <w:t xml:space="preserve">kravspekkens kapittelnummerering. Punkt-for-punkt-dekningen finnes i vedlegg A</w:t>
-      </w:r>
-      <w:r>
-        <w:t xml:space="preserve"> </w:t>
-      </w:r>
-      <w:r>
-        <w:t xml:space="preserve">og B.</w:t>
-      </w:r>
-    </w:p>
-    <w:p>
-      <w:r>
-        <w:pict>
-          <v:rect style="width:0;height:1.5pt" o:hralign="center" o:hrstd="t" o:hr="t"/>
-        </w:pict>
-      </w:r>
-    </w:p>
-    <w:bookmarkEnd w:id="16"/>
-    <w:bookmarkEnd w:id="17"/>
-    <w:bookmarkStart w:id="18" w:name="Xec4515533e3b563851d2e6a9d20c1c04ca06233"/>
-    <w:p>
-      <w:pPr>
-        <w:pStyle w:val="Heading1"/>
-      </w:pPr>
-      <w:r>
-        <w:t xml:space="preserve">2. Et konkret eksempel: NM-kvalifiseringslisten</w:t>
-      </w:r>
-    </w:p>
-    <w:p>
-      <w:pPr>
-        <w:pStyle w:val="FirstParagraph"/>
-      </w:pPr>
-      <w:r>
-        <w:t xml:space="preserve">Foran hvert NM sammenstiller SRU et regneark over alle som har klart</w:t>
-      </w:r>
-      <w:r>
-        <w:t xml:space="preserve"> </w:t>
-      </w:r>
-      <w:r>
-        <w:t xml:space="preserve">kvalifiseringskravet, og sender det til statistikkinteresserte. Utgaven for</w:t>
-      </w:r>
-      <w:r>
-        <w:t xml:space="preserve"> </w:t>
-      </w:r>
-      <w:r>
-        <w:t xml:space="preserve">2026 har 2 594 rader, 56 øvelsesblokker og 1 984 utøveroppføringer, med</w:t>
-      </w:r>
-      <w:r>
-        <w:t xml:space="preserve"> </w:t>
-      </w:r>
-      <w:r>
-        <w:t xml:space="preserve">kravsatser og deltakertall tilbake til 2002. Kvaliteten er høy, og arbeidet</w:t>
-      </w:r>
-      <w:r>
-        <w:t xml:space="preserve"> </w:t>
-      </w:r>
-      <w:r>
-        <w:t xml:space="preserve">fortjener respekt.</w:t>
-      </w:r>
-    </w:p>
-    <w:p>
-      <w:pPr>
-        <w:pStyle w:val="BodyText"/>
-      </w:pPr>
-      <w:r>
-        <w:t xml:space="preserve">Det er også en presis illustrasjon av §1: en verdifull funksjon som hviler på</w:t>
-      </w:r>
-      <w:r>
-        <w:t xml:space="preserve"> </w:t>
-      </w:r>
-      <w:r>
-        <w:t xml:space="preserve">frivillige ressurser, vedlikeholdes manuelt, og er utdatert i det øyeblikket</w:t>
-      </w:r>
-      <w:r>
-        <w:t xml:space="preserve"> </w:t>
-      </w:r>
-      <w:r>
-        <w:t xml:space="preserve">neste stevne er ferdig.</w:t>
-      </w:r>
-    </w:p>
-    <w:p>
-      <w:pPr>
-        <w:pStyle w:val="BodyText"/>
-      </w:pPr>
-      <w:r>
-        <w:rPr>
-          <w:b/>
-          <w:bCs/>
-        </w:rPr>
-        <w:t xml:space="preserve">Vi har bygget den automatiske versjonen.</w:t>
-      </w:r>
-      <w:r>
-        <w:t xml:space="preserve"> </w:t>
-      </w:r>
-      <w:r>
-        <w:t xml:space="preserve">Kvalifiseringsreglene fra</w:t>
-      </w:r>
-      <w:r>
-        <w:t xml:space="preserve"> </w:t>
-      </w:r>
-      <w:r>
-        <w:rPr>
-          <w:i/>
-          <w:iCs/>
-        </w:rPr>
-        <w:t xml:space="preserve">Reglement for norske mesterskap 2026</w:t>
-      </w:r>
-      <w:r>
-        <w:t xml:space="preserve"> </w:t>
-      </w:r>
-      <w:r>
-        <w:t xml:space="preserve">er implementert: kravsatser per øvelse</w:t>
-      </w:r>
-      <w:r>
-        <w:t xml:space="preserve"> </w:t>
-      </w:r>
-      <w:r>
-        <w:t xml:space="preserve">og kjønn, aldersklasseoverstyringer for U20 og U23, regler for</w:t>
-      </w:r>
-      <w:r>
-        <w:t xml:space="preserve"> </w:t>
-      </w:r>
-      <w:r>
-        <w:t xml:space="preserve">innendørsresultater, og øvelser som kvalifiserer til andre øvelser, som 5 km</w:t>
-      </w:r>
-      <w:r>
-        <w:t xml:space="preserve"> </w:t>
-      </w:r>
-      <w:r>
-        <w:t xml:space="preserve">gateløp til 5000 m. Sidene</w:t>
-      </w:r>
-      <w:r>
-        <w:t xml:space="preserve"> </w:t>
-      </w:r>
-      <w:r>
-        <w:rPr>
-          <w:rStyle w:val="VerbatimChar"/>
-        </w:rPr>
-        <w:t xml:space="preserve">/mesterskap</w:t>
-      </w:r>
-      <w:r>
-        <w:t xml:space="preserve"> </w:t>
-      </w:r>
-      <w:r>
-        <w:t xml:space="preserve">er i drift.</w:t>
-      </w:r>
-    </w:p>
-    <w:p>
-      <w:pPr>
-        <w:pStyle w:val="BodyText"/>
-      </w:pPr>
-      <w:r>
-        <w:rPr>
-          <w:b/>
-          <w:bCs/>
-        </w:rPr>
-        <w:t xml:space="preserve">Vi testet den mot regnearket.</w:t>
-      </w:r>
-      <w:r>
-        <w:t xml:space="preserve"> </w:t>
-      </w:r>
-      <w:r>
-        <w:t xml:space="preserve">100 meter kvinner, krav 12,80. Regnearket</w:t>
-      </w:r>
-      <w:r>
-        <w:t xml:space="preserve"> </w:t>
-      </w:r>
-      <w:r>
-        <w:t xml:space="preserve">har 101 utøvere, vår base finner 97, og</w:t>
-      </w:r>
-      <w:r>
-        <w:t xml:space="preserve"> </w:t>
-      </w:r>
-      <w:r>
-        <w:rPr>
-          <w:b/>
-          <w:bCs/>
-        </w:rPr>
-        <w:t xml:space="preserve">89 navn er de samme.</w:t>
-      </w:r>
-      <w:r>
-        <w:t xml:space="preserve"> </w:t>
-      </w:r>
-      <w:r>
-        <w:t xml:space="preserve">Avvikene</w:t>
-      </w:r>
-      <w:r>
-        <w:t xml:space="preserve"> </w:t>
-      </w:r>
-      <w:r>
-        <w:t xml:space="preserve">skyldes i hovedsak ikke feil i noen av listene, men nettopp det</w:t>
-      </w:r>
-      <w:r>
-        <w:t xml:space="preserve"> </w:t>
-      </w:r>
-      <w:r>
-        <w:t xml:space="preserve">kravspesifikasjonen ber plattformen håndtere: navnevarianter, en utøver som</w:t>
-      </w:r>
-      <w:r>
-        <w:t xml:space="preserve"> </w:t>
-      </w:r>
-      <w:r>
-        <w:t xml:space="preserve">har byttet navn, en utenlandsk utøver i norsk klubb, og ulik anvendelse av</w:t>
-      </w:r>
-      <w:r>
-        <w:t xml:space="preserve"> </w:t>
-      </w:r>
-      <w:r>
-        <w:t xml:space="preserve">aldersgrensen. Dette er §9 og §7 i praksis, og samtidig en ekstern validering</w:t>
-      </w:r>
-      <w:r>
-        <w:t xml:space="preserve"> </w:t>
-      </w:r>
-      <w:r>
-        <w:t xml:space="preserve">av datakvaliteten som vi ikke kunne gitt oss selv.</w:t>
-      </w:r>
-    </w:p>
-    <w:p>
-      <w:pPr>
-        <w:pStyle w:val="BodyText"/>
-      </w:pPr>
-      <w:r>
-        <w:t xml:space="preserve">Med plattformen oppdateres status i det resultatet importeres, i stedet for</w:t>
-      </w:r>
-      <w:r>
-        <w:t xml:space="preserve"> </w:t>
-      </w:r>
-      <w:r>
-        <w:t xml:space="preserve">noen ganger i året. Utøveren ser på egen profil hva hun er kvalifisert i,</w:t>
-      </w:r>
-      <w:r>
-        <w:t xml:space="preserve"> </w:t>
-      </w:r>
-      <w:r>
-        <w:t xml:space="preserve">klubbsiden viser klubbens kvalifiserte, hvert resultat lenker til stevnet det</w:t>
-      </w:r>
-      <w:r>
-        <w:t xml:space="preserve"> </w:t>
-      </w:r>
-      <w:r>
-        <w:t xml:space="preserve">ble oppnådd i, og kravsatser og deltakertall 2002–2026 blir en varig tidsserie</w:t>
-      </w:r>
-      <w:r>
-        <w:t xml:space="preserve"> </w:t>
-      </w:r>
-      <w:r>
-        <w:t xml:space="preserve">i stedet for en fil. Eksport til Excel i det formatet miljøet kjenner blir en</w:t>
-      </w:r>
-      <w:r>
-        <w:t xml:space="preserve"> </w:t>
-      </w:r>
-      <w:r>
-        <w:t xml:space="preserve">nedlasting i stedet for en jobb.</w:t>
-      </w:r>
-    </w:p>
-    <w:p>
-      <w:pPr>
-        <w:pStyle w:val="BodyText"/>
-      </w:pPr>
-      <w:r>
-        <w:rPr>
-          <w:b/>
-          <w:bCs/>
-        </w:rPr>
-        <w:t xml:space="preserve">Konsekvensen av å endre et krav kan dessuten beregnes på forhånd.</w:t>
-      </w:r>
-      <w:r>
-        <w:t xml:space="preserve"> </w:t>
-      </w:r>
-      <w:r>
-        <w:t xml:space="preserve">Regnearket dokumenterer selv at NFIFs styre justerte kvalifiseringskravene i</w:t>
-      </w:r>
-      <w:r>
-        <w:t xml:space="preserve"> </w:t>
-      </w:r>
-      <w:r>
-        <w:t xml:space="preserve">2023. Slike vedtak fattes i dag uten mulighet til å regne på virkningen.</w:t>
-      </w:r>
-    </w:p>
-    <w:p>
-      <w:pPr>
-        <w:pStyle w:val="BodyText"/>
-      </w:pPr>
-      <w:r>
-        <w:rPr>
-          <w:b/>
-          <w:bCs/>
-        </w:rPr>
-        <w:t xml:space="preserve">Én presisering:</w:t>
-      </w:r>
-      <w:r>
-        <w:t xml:space="preserve"> </w:t>
-      </w:r>
-      <w:r>
-        <w:t xml:space="preserve">vi skal ikke erstatte det arbeidet SRU gjør, men fjerne det</w:t>
-      </w:r>
-      <w:r>
-        <w:t xml:space="preserve"> </w:t>
-      </w:r>
-      <w:r>
-        <w:t xml:space="preserve">manuelle i det. Regelverket og de faglige vurderingene skal fortsatt eies av</w:t>
-      </w:r>
-      <w:r>
-        <w:t xml:space="preserve"> </w:t>
-      </w:r>
-      <w:r>
-        <w:t xml:space="preserve">SRU, og vi foreslår at SRU får en definert rolle som fagansvarlig for regelverk</w:t>
-      </w:r>
-      <w:r>
-        <w:t xml:space="preserve"> </w:t>
-      </w:r>
-      <w:r>
-        <w:t xml:space="preserve">i løsningen. Plattformen gjør innsamlingen, sammenstillingen og distribusjonen.</w:t>
-      </w:r>
-    </w:p>
-    <w:p>
-      <w:r>
-        <w:pict>
-          <v:rect style="width:0;height:1.5pt" o:hralign="center" o:hrstd="t" o:hr="t"/>
-        </w:pict>
-      </w:r>
-    </w:p>
-    <w:bookmarkEnd w:id="18"/>
-    <w:bookmarkStart w:id="35" w:name="teknisk-løsning"/>
-    <w:p>
-      <w:pPr>
-        <w:pStyle w:val="Heading1"/>
-      </w:pPr>
-      <w:r>
-        <w:t xml:space="preserve">3. Teknisk løsning</w:t>
-      </w:r>
-    </w:p>
-    <w:p>
-      <w:pPr>
-        <w:pStyle w:val="FirstParagraph"/>
-      </w:pPr>
-      <w:r>
-        <w:rPr>
-          <w:i/>
-          <w:iCs/>
-        </w:rPr>
-        <w:t xml:space="preserve">Besvarer §21: teknisk løsning, datamodell, integrasjonsløsning,</w:t>
-      </w:r>
-      <w:r>
-        <w:rPr>
-          <w:i/>
-          <w:iCs/>
-        </w:rPr>
-        <w:t xml:space="preserve"> </w:t>
-      </w:r>
-      <w:r>
-        <w:rPr>
-          <w:i/>
-          <w:iCs/>
-        </w:rPr>
-        <w:t xml:space="preserve">brukergrensesnitt.</w:t>
-      </w:r>
-    </w:p>
-    <w:bookmarkStart w:id="19" w:name="arkitektur"/>
-    <w:p>
-      <w:pPr>
-        <w:pStyle w:val="Heading2"/>
-      </w:pPr>
-      <w:r>
-        <w:t xml:space="preserve">3.1 Arkitektur</w:t>
+        <w:t xml:space="preserve">Invitasjonen ber leverandørene om å komme med egne forslag og anbefalinger til</w:t>
+      </w:r>
+      <w:r>
+        <w:t xml:space="preserve"> </w:t>
+      </w:r>
+      <w:r>
+        <w:t xml:space="preserve">hvordan løsningen best kan utvikles. Vi har fire, og de er innarbeidet i</w:t>
+      </w:r>
+      <w:r>
+        <w:t xml:space="preserve"> </w:t>
+      </w:r>
+      <w:r>
+        <w:t xml:space="preserve">tilbudet framfor å stå som et vedheng:</w:t>
       </w:r>
     </w:p>
     <w:tbl>
@@ -1537,6 +1070,710 @@
               <w:pStyle w:val="Compact"/>
             </w:pPr>
             <w:r>
+              <w:t xml:space="preserve">Anbefaling</w:t>
+            </w:r>
+          </w:p>
+        </w:tc>
+        <w:tc>
+          <w:tcPr/>
+          <w:p>
+            <w:pPr>
+              <w:pStyle w:val="Compact"/>
+            </w:pPr>
+            <w:r>
+              <w:t xml:space="preserve">Hvorfor</w:t>
+            </w:r>
+          </w:p>
+        </w:tc>
+        <w:tc>
+          <w:tcPr/>
+          <w:p>
+            <w:pPr>
+              <w:pStyle w:val="Compact"/>
+            </w:pPr>
+            <w:r>
+              <w:t xml:space="preserve">Hvor</w:t>
+            </w:r>
+          </w:p>
+        </w:tc>
+      </w:tr>
+      <w:tr>
+        <w:tc>
+          <w:tcPr/>
+          <w:p>
+            <w:pPr>
+              <w:pStyle w:val="Compact"/>
+            </w:pPr>
+            <w:r>
+              <w:rPr>
+                <w:b/>
+                <w:bCs/>
+              </w:rPr>
+              <w:t xml:space="preserve">Universell utforming etter WCAG 2.1 AA</w:t>
+            </w:r>
+          </w:p>
+        </w:tc>
+        <w:tc>
+          <w:tcPr/>
+          <w:p>
+            <w:pPr>
+              <w:pStyle w:val="Compact"/>
+            </w:pPr>
+            <w:r>
+              <w:t xml:space="preserve">Lovkrav for publikumsrettede norske nettsteder. §17 nevner bare skjermstørrelser.</w:t>
+            </w:r>
+          </w:p>
+        </w:tc>
+        <w:tc>
+          <w:tcPr/>
+          <w:p>
+            <w:pPr>
+              <w:pStyle w:val="Compact"/>
+            </w:pPr>
+            <w:r>
+              <w:t xml:space="preserve">3.3</w:t>
+            </w:r>
+          </w:p>
+        </w:tc>
+      </w:tr>
+      <w:tr>
+        <w:tc>
+          <w:tcPr/>
+          <w:p>
+            <w:pPr>
+              <w:pStyle w:val="Compact"/>
+            </w:pPr>
+            <w:r>
+              <w:rPr>
+                <w:b/>
+                <w:bCs/>
+              </w:rPr>
+              <w:t xml:space="preserve">Skillet mellom lagring og eksponering av barns data bygges i datamodellen</w:t>
+            </w:r>
+          </w:p>
+        </w:tc>
+        <w:tc>
+          <w:tcPr/>
+          <w:p>
+            <w:pPr>
+              <w:pStyle w:val="Compact"/>
+            </w:pPr>
+            <w:r>
+              <w:t xml:space="preserve">Resultatlistene har navn ned til syvårsalderen. Skjuling i grensesnittet er ikke nok.</w:t>
+            </w:r>
+          </w:p>
+        </w:tc>
+        <w:tc>
+          <w:tcPr/>
+          <w:p>
+            <w:pPr>
+              <w:pStyle w:val="Compact"/>
+            </w:pPr>
+            <w:r>
+              <w:t xml:space="preserve">7.1</w:t>
+            </w:r>
+          </w:p>
+        </w:tc>
+      </w:tr>
+      <w:tr>
+        <w:tc>
+          <w:tcPr/>
+          <w:p>
+            <w:pPr>
+              <w:pStyle w:val="Compact"/>
+            </w:pPr>
+            <w:r>
+              <w:rPr>
+                <w:b/>
+                <w:bCs/>
+              </w:rPr>
+              <w:t xml:space="preserve">Regelsimulering før vedtak</w:t>
+            </w:r>
+          </w:p>
+        </w:tc>
+        <w:tc>
+          <w:tcPr/>
+          <w:p>
+            <w:pPr>
+              <w:pStyle w:val="Compact"/>
+            </w:pPr>
+            <w:r>
+              <w:t xml:space="preserve">Konsekvensen av å endre et kvalifiseringskrav eller en klasseinndeling kan beregnes på forhånd i stedet for å observeres to år etter.</w:t>
+            </w:r>
+          </w:p>
+        </w:tc>
+        <w:tc>
+          <w:tcPr/>
+          <w:p>
+            <w:pPr>
+              <w:pStyle w:val="Compact"/>
+            </w:pPr>
+            <w:r>
+              <w:t xml:space="preserve">2</w:t>
+            </w:r>
+          </w:p>
+        </w:tc>
+      </w:tr>
+      <w:tr>
+        <w:tc>
+          <w:tcPr/>
+          <w:p>
+            <w:pPr>
+              <w:pStyle w:val="Compact"/>
+            </w:pPr>
+            <w:r>
+              <w:rPr>
+                <w:b/>
+                <w:bCs/>
+              </w:rPr>
+              <w:t xml:space="preserve">Analyse som del av grunnavtalen</w:t>
+            </w:r>
+          </w:p>
+        </w:tc>
+        <w:tc>
+          <w:tcPr/>
+          <w:p>
+            <w:pPr>
+              <w:pStyle w:val="Compact"/>
+            </w:pPr>
+            <w:r>
+              <w:t xml:space="preserve">Aktivitetsdata i §12 blir først nyttige når noen leser dem. Vi legger to mesterskapspakker og en årsrapport inn i driftsprisen.</w:t>
+            </w:r>
+          </w:p>
+        </w:tc>
+        <w:tc>
+          <w:tcPr/>
+          <w:p>
+            <w:pPr>
+              <w:pStyle w:val="Compact"/>
+            </w:pPr>
+            <w:r>
+              <w:t xml:space="preserve">4</w:t>
+            </w:r>
+          </w:p>
+        </w:tc>
+      </w:tr>
+    </w:tbl>
+    <w:bookmarkEnd w:id="16"/>
+    <w:bookmarkStart w:id="17" w:name="X78d615b0e23688f1a0d547fb2bff190df6cc750"/>
+    <w:p>
+      <w:pPr>
+        <w:pStyle w:val="Heading2"/>
+      </w:pPr>
+      <w:r>
+        <w:t xml:space="preserve">1.3 Tre spørsmål avgjør hvem som får oppgaven</w:t>
+      </w:r>
+    </w:p>
+    <w:p>
+      <w:pPr>
+        <w:pStyle w:val="FirstParagraph"/>
+      </w:pPr>
+      <w:r>
+        <w:t xml:space="preserve">Bak kravspesifikasjonen ligger tre spørsmål som avgjør om en leverandør er</w:t>
+      </w:r>
+      <w:r>
+        <w:t xml:space="preserve"> </w:t>
+      </w:r>
+      <w:r>
+        <w:t xml:space="preserve">riktig:</w:t>
+      </w:r>
+    </w:p>
+    <w:p>
+      <w:pPr>
+        <w:pStyle w:val="BodyText"/>
+      </w:pPr>
+      <w:r>
+        <w:rPr>
+          <w:b/>
+          <w:bCs/>
+        </w:rPr>
+        <w:t xml:space="preserve">Kan løsningen være i drift for alle baneresultater innen 01.01.2027?</w:t>
+      </w:r>
+      <w:r>
+        <w:t xml:space="preserve"> </w:t>
+      </w:r>
+      <w:r>
+        <w:t xml:space="preserve">Fra kontraktsinngåelse i september er det knapt fire måneder. En leverandør som</w:t>
+      </w:r>
+      <w:r>
+        <w:t xml:space="preserve"> </w:t>
+      </w:r>
+      <w:r>
+        <w:t xml:space="preserve">skal bygge plattformen og deretter migrere over 1,7 millioner resultater, rekker</w:t>
+      </w:r>
+      <w:r>
+        <w:t xml:space="preserve"> </w:t>
+      </w:r>
+      <w:r>
+        <w:t xml:space="preserve">det ikke. Vi er ferdige med migreringen. Se kapittel 8.</w:t>
+      </w:r>
+    </w:p>
+    <w:p>
+      <w:pPr>
+        <w:pStyle w:val="BodyText"/>
+      </w:pPr>
+      <w:r>
+        <w:rPr>
+          <w:b/>
+          <w:bCs/>
+        </w:rPr>
+        <w:t xml:space="preserve">Finnes leverandøren fortsatt i 2031?</w:t>
+      </w:r>
+      <w:r>
+        <w:t xml:space="preserve"> </w:t>
+      </w:r>
+      <w:r>
+        <w:t xml:space="preserve">§1 sier rett ut at dagens løsning ikke lar seg vedlikeholde med de frivillige</w:t>
+      </w:r>
+      <w:r>
+        <w:t xml:space="preserve"> </w:t>
+      </w:r>
+      <w:r>
+        <w:t xml:space="preserve">ressursene som finnes. NFIF er brent på personavhengighet, og skal ikke kjøpe</w:t>
+      </w:r>
+      <w:r>
+        <w:t xml:space="preserve"> </w:t>
+      </w:r>
+      <w:r>
+        <w:t xml:space="preserve">den på nytt i ny innpakning. Vi tar dette opp uoppfordret i kapittel 9, fordi</w:t>
+      </w:r>
+      <w:r>
+        <w:t xml:space="preserve"> </w:t>
+      </w:r>
+      <w:r>
+        <w:t xml:space="preserve">det er den innvendingen vi selv mener er mest berettiget.</w:t>
+      </w:r>
+    </w:p>
+    <w:p>
+      <w:pPr>
+        <w:pStyle w:val="BodyText"/>
+      </w:pPr>
+      <w:r>
+        <w:rPr>
+          <w:b/>
+          <w:bCs/>
+        </w:rPr>
+        <w:t xml:space="preserve">Hva koster det, og hva får forbundet igjen?</w:t>
+      </w:r>
+      <w:r>
+        <w:t xml:space="preserve"> </w:t>
+      </w:r>
+      <w:r>
+        <w:t xml:space="preserve">NFIF har drevet dette på dugnad i tretten år. Vi mener kostnaden må forsvares</w:t>
+      </w:r>
+      <w:r>
+        <w:t xml:space="preserve"> </w:t>
+      </w:r>
+      <w:r>
+        <w:t xml:space="preserve">med mer enn drift av en nettside, og har derfor bygget analysetjenesten inn i</w:t>
+      </w:r>
+      <w:r>
+        <w:t xml:space="preserve"> </w:t>
+      </w:r>
+      <w:r>
+        <w:t xml:space="preserve">grunnavtalen fremfor å selge den separat. Se kapittel 4 og 12.</w:t>
+      </w:r>
+    </w:p>
+    <w:p>
+      <w:pPr>
+        <w:pStyle w:val="BodyText"/>
+      </w:pPr>
+      <w:r>
+        <w:t xml:space="preserve">Dette dokumentet er strukturert etter disse spørsmålene, ikke etter</w:t>
+      </w:r>
+      <w:r>
+        <w:t xml:space="preserve"> </w:t>
+      </w:r>
+      <w:r>
+        <w:t xml:space="preserve">kravspekkens kapittelnummerering. Punkt-for-punkt-dekningen finnes i vedlegg A</w:t>
+      </w:r>
+      <w:r>
+        <w:t xml:space="preserve"> </w:t>
+      </w:r>
+      <w:r>
+        <w:t xml:space="preserve">og B.</w:t>
+      </w:r>
+    </w:p>
+    <w:p>
+      <w:r>
+        <w:pict>
+          <v:rect style="width:0;height:1.5pt" o:hralign="center" o:hrstd="t" o:hr="t"/>
+        </w:pict>
+      </w:r>
+    </w:p>
+    <w:bookmarkEnd w:id="17"/>
+    <w:bookmarkEnd w:id="18"/>
+    <w:bookmarkStart w:id="19" w:name="Xec4515533e3b563851d2e6a9d20c1c04ca06233"/>
+    <w:p>
+      <w:pPr>
+        <w:pStyle w:val="Heading1"/>
+      </w:pPr>
+      <w:r>
+        <w:t xml:space="preserve">2. Et konkret eksempel: NM-kvalifiseringslisten</w:t>
+      </w:r>
+    </w:p>
+    <w:p>
+      <w:pPr>
+        <w:pStyle w:val="FirstParagraph"/>
+      </w:pPr>
+      <w:r>
+        <w:t xml:space="preserve">Foran hvert NM sammenstiller SRU et regneark over alle som har klart</w:t>
+      </w:r>
+      <w:r>
+        <w:t xml:space="preserve"> </w:t>
+      </w:r>
+      <w:r>
+        <w:t xml:space="preserve">kvalifiseringskravet, og sender det til statistikkinteresserte. Utgaven for</w:t>
+      </w:r>
+      <w:r>
+        <w:t xml:space="preserve"> </w:t>
+      </w:r>
+      <w:r>
+        <w:t xml:space="preserve">2026 har 2 594 rader, 56 øvelsesblokker og 1 984 utøveroppføringer, med</w:t>
+      </w:r>
+      <w:r>
+        <w:t xml:space="preserve"> </w:t>
+      </w:r>
+      <w:r>
+        <w:t xml:space="preserve">kravsatser og deltakertall tilbake til 2002. Kvaliteten er høy, og arbeidet</w:t>
+      </w:r>
+      <w:r>
+        <w:t xml:space="preserve"> </w:t>
+      </w:r>
+      <w:r>
+        <w:t xml:space="preserve">fortjener respekt.</w:t>
+      </w:r>
+    </w:p>
+    <w:p>
+      <w:pPr>
+        <w:pStyle w:val="BodyText"/>
+      </w:pPr>
+      <w:r>
+        <w:t xml:space="preserve">Det er også en presis illustrasjon av §1: en verdifull funksjon som hviler på</w:t>
+      </w:r>
+      <w:r>
+        <w:t xml:space="preserve"> </w:t>
+      </w:r>
+      <w:r>
+        <w:t xml:space="preserve">frivillige ressurser, vedlikeholdes manuelt, og er utdatert i det øyeblikket</w:t>
+      </w:r>
+      <w:r>
+        <w:t xml:space="preserve"> </w:t>
+      </w:r>
+      <w:r>
+        <w:t xml:space="preserve">neste stevne er ferdig.</w:t>
+      </w:r>
+    </w:p>
+    <w:p>
+      <w:pPr>
+        <w:pStyle w:val="BodyText"/>
+      </w:pPr>
+      <w:r>
+        <w:rPr>
+          <w:b/>
+          <w:bCs/>
+        </w:rPr>
+        <w:t xml:space="preserve">Vi har bygget den automatiske versjonen.</w:t>
+      </w:r>
+      <w:r>
+        <w:t xml:space="preserve"> </w:t>
+      </w:r>
+      <w:r>
+        <w:t xml:space="preserve">Kvalifiseringsreglene fra</w:t>
+      </w:r>
+      <w:r>
+        <w:t xml:space="preserve"> </w:t>
+      </w:r>
+      <w:r>
+        <w:rPr>
+          <w:i/>
+          <w:iCs/>
+        </w:rPr>
+        <w:t xml:space="preserve">Reglement for norske mesterskap 2026</w:t>
+      </w:r>
+      <w:r>
+        <w:t xml:space="preserve"> </w:t>
+      </w:r>
+      <w:r>
+        <w:t xml:space="preserve">er implementert: kravsatser per øvelse</w:t>
+      </w:r>
+      <w:r>
+        <w:t xml:space="preserve"> </w:t>
+      </w:r>
+      <w:r>
+        <w:t xml:space="preserve">og kjønn, aldersklasseoverstyringer for U20 og U23, regler for</w:t>
+      </w:r>
+      <w:r>
+        <w:t xml:space="preserve"> </w:t>
+      </w:r>
+      <w:r>
+        <w:t xml:space="preserve">innendørsresultater, og øvelser som kvalifiserer til andre øvelser, som 5 km</w:t>
+      </w:r>
+      <w:r>
+        <w:t xml:space="preserve"> </w:t>
+      </w:r>
+      <w:r>
+        <w:t xml:space="preserve">gateløp til 5000 m. Sidene</w:t>
+      </w:r>
+      <w:r>
+        <w:t xml:space="preserve"> </w:t>
+      </w:r>
+      <w:r>
+        <w:rPr>
+          <w:rStyle w:val="VerbatimChar"/>
+        </w:rPr>
+        <w:t xml:space="preserve">/mesterskap</w:t>
+      </w:r>
+      <w:r>
+        <w:t xml:space="preserve"> </w:t>
+      </w:r>
+      <w:r>
+        <w:t xml:space="preserve">er i drift.</w:t>
+      </w:r>
+    </w:p>
+    <w:p>
+      <w:pPr>
+        <w:pStyle w:val="BodyText"/>
+      </w:pPr>
+      <w:r>
+        <w:rPr>
+          <w:b/>
+          <w:bCs/>
+        </w:rPr>
+        <w:t xml:space="preserve">Vi testet den mot regnearket.</w:t>
+      </w:r>
+      <w:r>
+        <w:t xml:space="preserve"> </w:t>
+      </w:r>
+      <w:r>
+        <w:t xml:space="preserve">100 meter kvinner, krav 12,80. Regnearket</w:t>
+      </w:r>
+      <w:r>
+        <w:t xml:space="preserve"> </w:t>
+      </w:r>
+      <w:r>
+        <w:t xml:space="preserve">har 101 utøvere, vår base finner 97, og</w:t>
+      </w:r>
+      <w:r>
+        <w:t xml:space="preserve"> </w:t>
+      </w:r>
+      <w:r>
+        <w:rPr>
+          <w:b/>
+          <w:bCs/>
+        </w:rPr>
+        <w:t xml:space="preserve">89 navn er de samme.</w:t>
+      </w:r>
+      <w:r>
+        <w:t xml:space="preserve"> </w:t>
+      </w:r>
+      <w:r>
+        <w:t xml:space="preserve">Avvikene</w:t>
+      </w:r>
+      <w:r>
+        <w:t xml:space="preserve"> </w:t>
+      </w:r>
+      <w:r>
+        <w:t xml:space="preserve">skyldes i hovedsak ikke feil i noen av listene, men nettopp det</w:t>
+      </w:r>
+      <w:r>
+        <w:t xml:space="preserve"> </w:t>
+      </w:r>
+      <w:r>
+        <w:t xml:space="preserve">kravspesifikasjonen ber plattformen håndtere: navnevarianter, en utøver som</w:t>
+      </w:r>
+      <w:r>
+        <w:t xml:space="preserve"> </w:t>
+      </w:r>
+      <w:r>
+        <w:t xml:space="preserve">har byttet navn, en utenlandsk utøver i norsk klubb, og ulik anvendelse av</w:t>
+      </w:r>
+      <w:r>
+        <w:t xml:space="preserve"> </w:t>
+      </w:r>
+      <w:r>
+        <w:t xml:space="preserve">aldersgrensen. Dette er §9 og §7 i praksis, og samtidig en ekstern validering</w:t>
+      </w:r>
+      <w:r>
+        <w:t xml:space="preserve"> </w:t>
+      </w:r>
+      <w:r>
+        <w:t xml:space="preserve">av datakvaliteten som vi ikke kunne gitt oss selv.</w:t>
+      </w:r>
+    </w:p>
+    <w:p>
+      <w:pPr>
+        <w:pStyle w:val="BodyText"/>
+      </w:pPr>
+      <w:r>
+        <w:t xml:space="preserve">Med plattformen oppdateres status i det resultatet importeres, i stedet for</w:t>
+      </w:r>
+      <w:r>
+        <w:t xml:space="preserve"> </w:t>
+      </w:r>
+      <w:r>
+        <w:t xml:space="preserve">noen ganger i året. Utøveren ser på egen profil hva hun er kvalifisert i,</w:t>
+      </w:r>
+      <w:r>
+        <w:t xml:space="preserve"> </w:t>
+      </w:r>
+      <w:r>
+        <w:t xml:space="preserve">klubbsiden viser klubbens kvalifiserte, hvert resultat lenker til stevnet det</w:t>
+      </w:r>
+      <w:r>
+        <w:t xml:space="preserve"> </w:t>
+      </w:r>
+      <w:r>
+        <w:t xml:space="preserve">ble oppnådd i, og kravsatser og deltakertall 2002–2026 blir en varig tidsserie</w:t>
+      </w:r>
+      <w:r>
+        <w:t xml:space="preserve"> </w:t>
+      </w:r>
+      <w:r>
+        <w:t xml:space="preserve">i stedet for en fil. Eksport til Excel i det formatet miljøet kjenner blir en</w:t>
+      </w:r>
+      <w:r>
+        <w:t xml:space="preserve"> </w:t>
+      </w:r>
+      <w:r>
+        <w:t xml:space="preserve">nedlasting i stedet for en jobb.</w:t>
+      </w:r>
+    </w:p>
+    <w:p>
+      <w:pPr>
+        <w:pStyle w:val="BodyText"/>
+      </w:pPr>
+      <w:r>
+        <w:rPr>
+          <w:b/>
+          <w:bCs/>
+        </w:rPr>
+        <w:t xml:space="preserve">Konsekvensen av å endre et krav kan dessuten beregnes på forhånd.</w:t>
+      </w:r>
+      <w:r>
+        <w:t xml:space="preserve"> </w:t>
+      </w:r>
+      <w:r>
+        <w:t xml:space="preserve">Regnearket dokumenterer selv at NFIFs styre justerte kvalifiseringskravene i</w:t>
+      </w:r>
+      <w:r>
+        <w:t xml:space="preserve"> </w:t>
+      </w:r>
+      <w:r>
+        <w:t xml:space="preserve">2023. Slike vedtak fattes i dag uten mulighet til å regne på virkningen.</w:t>
+      </w:r>
+    </w:p>
+    <w:p>
+      <w:pPr>
+        <w:pStyle w:val="BodyText"/>
+      </w:pPr>
+      <w:r>
+        <w:rPr>
+          <w:b/>
+          <w:bCs/>
+        </w:rPr>
+        <w:t xml:space="preserve">Én presisering:</w:t>
+      </w:r>
+      <w:r>
+        <w:t xml:space="preserve"> </w:t>
+      </w:r>
+      <w:r>
+        <w:t xml:space="preserve">vi skal ikke erstatte det arbeidet SRU gjør, men fjerne det</w:t>
+      </w:r>
+      <w:r>
+        <w:t xml:space="preserve"> </w:t>
+      </w:r>
+      <w:r>
+        <w:t xml:space="preserve">manuelle i det. Regelverket og de faglige vurderingene skal fortsatt eies av</w:t>
+      </w:r>
+      <w:r>
+        <w:t xml:space="preserve"> </w:t>
+      </w:r>
+      <w:r>
+        <w:t xml:space="preserve">SRU, og vi foreslår at SRU får en definert rolle som fagansvarlig for regelverk</w:t>
+      </w:r>
+      <w:r>
+        <w:t xml:space="preserve"> </w:t>
+      </w:r>
+      <w:r>
+        <w:t xml:space="preserve">i løsningen. Plattformen gjør innsamlingen, sammenstillingen og distribusjonen.</w:t>
+      </w:r>
+    </w:p>
+    <w:p>
+      <w:r>
+        <w:pict>
+          <v:rect style="width:0;height:1.5pt" o:hralign="center" o:hrstd="t" o:hr="t"/>
+        </w:pict>
+      </w:r>
+    </w:p>
+    <w:bookmarkEnd w:id="19"/>
+    <w:bookmarkStart w:id="36" w:name="teknisk-løsning"/>
+    <w:p>
+      <w:pPr>
+        <w:pStyle w:val="Heading1"/>
+      </w:pPr>
+      <w:r>
+        <w:t xml:space="preserve">3. Teknisk løsning</w:t>
+      </w:r>
+    </w:p>
+    <w:p>
+      <w:pPr>
+        <w:pStyle w:val="FirstParagraph"/>
+      </w:pPr>
+      <w:r>
+        <w:rPr>
+          <w:i/>
+          <w:iCs/>
+        </w:rPr>
+        <w:t xml:space="preserve">Besvarer §21: teknisk løsning, datamodell, integrasjonsløsning,</w:t>
+      </w:r>
+      <w:r>
+        <w:rPr>
+          <w:i/>
+          <w:iCs/>
+        </w:rPr>
+        <w:t xml:space="preserve"> </w:t>
+      </w:r>
+      <w:r>
+        <w:rPr>
+          <w:i/>
+          <w:iCs/>
+        </w:rPr>
+        <w:t xml:space="preserve">brukergrensesnitt.</w:t>
+      </w:r>
+    </w:p>
+    <w:bookmarkStart w:id="20" w:name="arkitektur"/>
+    <w:p>
+      <w:pPr>
+        <w:pStyle w:val="Heading2"/>
+      </w:pPr>
+      <w:r>
+        <w:t xml:space="preserve">3.1 Arkitektur</w:t>
+      </w:r>
+    </w:p>
+    <w:tbl>
+      <w:tblPr>
+        <w:tblStyle w:val="Table"/>
+        <w:tblW w:type="pct" w:w="5000"/>
+        <w:tblLayout w:type="fixed"/>
+        <w:tblLook w:firstRow="1" w:lastRow="0" w:firstColumn="0" w:lastColumn="0" w:noHBand="0" w:noVBand="0" w:val="0020"/>
+      </w:tblPr>
+      <w:tblGrid>
+        <w:gridCol w:w="2640"/>
+        <w:gridCol w:w="2640"/>
+        <w:gridCol w:w="2640"/>
+      </w:tblGrid>
+      <w:tr>
+        <w:trPr>
+          <w:tblHeader w:val="on"/>
+        </w:trPr>
+        <w:tc>
+          <w:tcPr/>
+          <w:p>
+            <w:pPr>
+              <w:pStyle w:val="Compact"/>
+            </w:pPr>
+            <w:r>
               <w:t xml:space="preserve">Lag</w:t>
             </w:r>
           </w:p>
@@ -1782,8 +2019,8 @@
         <w:t xml:space="preserve">plattform, og en del av vår risikohåndtering. Se kapittel 9 og 11.</w:t>
       </w:r>
     </w:p>
-    <w:bookmarkEnd w:id="19"/>
-    <w:bookmarkStart w:id="21" w:name="datamodell"/>
+    <w:bookmarkEnd w:id="20"/>
+    <w:bookmarkStart w:id="22" w:name="datamodell"/>
     <w:p>
       <w:pPr>
         <w:pStyle w:val="Heading2"/>
@@ -2196,7 +2433,7 @@
         <w:t xml:space="preserve">gateløp (§8). Disse er beskrevet i henholdsvis kapittel 3.5, 5 og 8.</w:t>
       </w:r>
     </w:p>
-    <w:bookmarkStart w:id="20" w:name="kildetrofasthet-som-prinsipp"/>
+    <w:bookmarkStart w:id="21" w:name="kildetrofasthet-som-prinsipp"/>
     <w:p>
       <w:pPr>
         <w:pStyle w:val="Heading3"/>
@@ -2302,9 +2539,9 @@
         <w:t xml:space="preserve">resultatene i §7, der kravspekken selv sier at kodeverket er «TBD».</w:t>
       </w:r>
     </w:p>
-    <w:bookmarkEnd w:id="20"/>
     <w:bookmarkEnd w:id="21"/>
-    <w:bookmarkStart w:id="23" w:name="brukergrensesnitt"/>
+    <w:bookmarkEnd w:id="22"/>
+    <w:bookmarkStart w:id="24" w:name="brukergrensesnitt"/>
     <w:p>
       <w:pPr>
         <w:pStyle w:val="Heading2"/>
@@ -2487,7 +2724,7 @@
         <w:t xml:space="preserve">kan bestille det som viser seg å være nyttig i bruk.</w:t>
       </w:r>
     </w:p>
-    <w:bookmarkStart w:id="22" w:name="X6b78591d3822ef2a39c33aa148d914c4852f9bb"/>
+    <w:bookmarkStart w:id="23" w:name="X6b78591d3822ef2a39c33aa148d914c4852f9bb"/>
     <w:p>
       <w:pPr>
         <w:pStyle w:val="Heading3"/>
@@ -2840,9 +3077,9 @@
         <w:t xml:space="preserve">uttaksarbeid, og visninger bestilt av trenere, statistikkmiljøet eller media.</w:t>
       </w:r>
     </w:p>
-    <w:bookmarkEnd w:id="22"/>
     <w:bookmarkEnd w:id="23"/>
-    <w:bookmarkStart w:id="24" w:name="api-og-eksport"/>
+    <w:bookmarkEnd w:id="24"/>
+    <w:bookmarkStart w:id="25" w:name="api-og-eksport"/>
     <w:p>
       <w:pPr>
         <w:pStyle w:val="Heading2"/>
@@ -2945,8 +3182,8 @@
         <w:t xml:space="preserve">forbundets egne tall.</w:t>
       </w:r>
     </w:p>
-    <w:bookmarkEnd w:id="24"/>
-    <w:bookmarkStart w:id="29" w:name="kvalitetsnivåer-og-flagging"/>
+    <w:bookmarkEnd w:id="25"/>
+    <w:bookmarkStart w:id="30" w:name="kvalitetsnivåer-og-flagging"/>
     <w:p>
       <w:pPr>
         <w:pStyle w:val="Heading2"/>
@@ -2967,7 +3204,7 @@
         <w:t xml:space="preserve">§6, §7, §16.</w:t>
       </w:r>
     </w:p>
-    <w:bookmarkStart w:id="25" w:name="kvalitetsnivå-abc"/>
+    <w:bookmarkStart w:id="26" w:name="kvalitetsnivå-abc"/>
     <w:p>
       <w:pPr>
         <w:pStyle w:val="Heading3"/>
@@ -2990,8 +3227,8 @@
         <w:t xml:space="preserve">og sporing av hvem som har satt eller overstyrt det.</w:t>
       </w:r>
     </w:p>
-    <w:bookmarkEnd w:id="25"/>
-    <w:bookmarkStart w:id="26" w:name="Xd9830d3293bc9d337fdae031d369fef3105b8dc"/>
+    <w:bookmarkEnd w:id="26"/>
+    <w:bookmarkStart w:id="27" w:name="Xd9830d3293bc9d337fdae031d369fef3105b8dc"/>
     <w:p>
       <w:pPr>
         <w:pStyle w:val="Heading3"/>
@@ -3264,8 +3501,8 @@
         <w:t xml:space="preserve">resultater i året.</w:t>
       </w:r>
     </w:p>
-    <w:bookmarkEnd w:id="26"/>
-    <w:bookmarkStart w:id="27" w:name="unntakene-er-arbeidet"/>
+    <w:bookmarkEnd w:id="27"/>
+    <w:bookmarkStart w:id="28" w:name="unntakene-er-arbeidet"/>
     <w:p>
       <w:pPr>
         <w:pStyle w:val="Heading3"/>
@@ -3496,8 +3733,8 @@
         <w:t xml:space="preserve">Brukere kan filtrere statistikken på nivå, jf. §6.</w:t>
       </w:r>
     </w:p>
-    <w:bookmarkEnd w:id="27"/>
-    <w:bookmarkStart w:id="28" w:name="flagging"/>
+    <w:bookmarkEnd w:id="28"/>
+    <w:bookmarkStart w:id="29" w:name="flagging"/>
     <w:p>
       <w:pPr>
         <w:pStyle w:val="Heading3"/>
@@ -3737,9 +3974,9 @@
         </w:tc>
       </w:tr>
     </w:tbl>
-    <w:bookmarkEnd w:id="28"/>
     <w:bookmarkEnd w:id="29"/>
-    <w:bookmarkStart w:id="33" w:name="integrasjoner-og-dataimport"/>
+    <w:bookmarkEnd w:id="30"/>
+    <w:bookmarkStart w:id="34" w:name="integrasjoner-og-dataimport"/>
     <w:p>
       <w:pPr>
         <w:pStyle w:val="Heading2"/>
@@ -3760,7 +3997,7 @@
         <w:t xml:space="preserve">§13, §14.</w:t>
       </w:r>
     </w:p>
-    <w:bookmarkStart w:id="30" w:name="innsamling-som-driftsfunksjon"/>
+    <w:bookmarkStart w:id="31" w:name="innsamling-som-driftsfunksjon"/>
     <w:p>
       <w:pPr>
         <w:pStyle w:val="Heading3"/>
@@ -3815,8 +4052,8 @@
         <w:t xml:space="preserve">ikke som opsjon.</w:t>
       </w:r>
     </w:p>
-    <w:bookmarkEnd w:id="30"/>
-    <w:bookmarkStart w:id="31" w:name="importrammeverket"/>
+    <w:bookmarkEnd w:id="31"/>
+    <w:bookmarkStart w:id="32" w:name="importrammeverket"/>
     <w:p>
       <w:pPr>
         <w:pStyle w:val="Heading3"/>
@@ -3919,8 +4156,8 @@
         <w:t xml:space="preserve">bare tallene, men også vissheten om hvor de kommer fra.</w:t>
       </w:r>
     </w:p>
-    <w:bookmarkEnd w:id="31"/>
-    <w:bookmarkStart w:id="32" w:name="norske-resultater-i-utlandet"/>
+    <w:bookmarkEnd w:id="32"/>
+    <w:bookmarkStart w:id="33" w:name="norske-resultater-i-utlandet"/>
     <w:p>
       <w:pPr>
         <w:pStyle w:val="Heading3"/>
@@ -4146,36 +4383,62 @@
           <w:b/>
           <w:bCs/>
         </w:rPr>
-        <w:t xml:space="preserve">Om §14, fremtidig iSonen-arbeidsflyt:</w:t>
-      </w:r>
-      <w:r>
-        <w:t xml:space="preserve"> </w:t>
-      </w:r>
-      <w:r>
-        <w:t xml:space="preserve">Kravspekken beskriver en arbeidsflyt</w:t>
-      </w:r>
-      <w:r>
-        <w:t xml:space="preserve"> </w:t>
-      </w:r>
-      <w:r>
-        <w:t xml:space="preserve">som ennå ikke finnes. Vi lover forberedt arkitektur og deltakelse i</w:t>
-      </w:r>
-      <w:r>
-        <w:t xml:space="preserve"> </w:t>
-      </w:r>
-      <w:r>
-        <w:t xml:space="preserve">spesifikasjonsarbeidet, ikke en ferdig integrasjon mot noe som ikke er</w:t>
-      </w:r>
-      <w:r>
-        <w:t xml:space="preserve"> </w:t>
-      </w:r>
-      <w:r>
-        <w:t xml:space="preserve">definert.</w:t>
-      </w:r>
-    </w:p>
-    <w:bookmarkEnd w:id="32"/>
+        <w:t xml:space="preserve">Om §14, iSonen-arbeidsflyten:</w:t>
+      </w:r>
+      <w:r>
+        <w:t xml:space="preserve"> </w:t>
+      </w:r>
+      <w:r>
+        <w:t xml:space="preserve">Vi merker oss at NFIF allerede arbeider med</w:t>
+      </w:r>
+      <w:r>
+        <w:t xml:space="preserve"> </w:t>
+      </w:r>
+      <w:r>
+        <w:t xml:space="preserve">Buypass om integrasjoner mellom iSonen og konkurransesystemene OpenTrack og</w:t>
+      </w:r>
+      <w:r>
+        <w:t xml:space="preserve"> </w:t>
+      </w:r>
+      <w:r>
+        <w:t xml:space="preserve">FriRes, og mot EQ Timing for løp utenfor bane. Det er en fordel for oss:</w:t>
+      </w:r>
+      <w:r>
+        <w:t xml:space="preserve"> </w:t>
+      </w:r>
+      <w:r>
+        <w:t xml:space="preserve">plattformen skal ta imot enden av den dataflyten, ikke definere den.</w:t>
+      </w:r>
+    </w:p>
+    <w:p>
+      <w:pPr>
+        <w:pStyle w:val="BodyText"/>
+      </w:pPr>
+      <w:r>
+        <w:t xml:space="preserve">Vi ber derfor om å bli koblet på det arbeidet tidlig, og å få</w:t>
+      </w:r>
+      <w:r>
+        <w:t xml:space="preserve"> </w:t>
+      </w:r>
+      <w:r>
+        <w:t xml:space="preserve">grensesnittspesifikasjonene etter hvert som de foreligger. Vi lover forberedt</w:t>
+      </w:r>
+      <w:r>
+        <w:t xml:space="preserve"> </w:t>
+      </w:r>
+      <w:r>
+        <w:t xml:space="preserve">arkitektur og deltakelse i spesifikasjonsarbeidet. Ferdig integrasjon kan</w:t>
+      </w:r>
+      <w:r>
+        <w:t xml:space="preserve"> </w:t>
+      </w:r>
+      <w:r>
+        <w:t xml:space="preserve">først fastprises når grensesnittene er dokumentert.</w:t>
+      </w:r>
+    </w:p>
     <w:bookmarkEnd w:id="33"/>
-    <w:bookmarkStart w:id="34" w:name="datakvalitet-hvor-vi-står-i-dag"/>
+    <w:bookmarkEnd w:id="34"/>
+    <w:bookmarkStart w:id="35" w:name="datakvalitet-hvor-vi-står-i-dag"/>
     <w:p>
       <w:pPr>
         <w:pStyle w:val="Heading2"/>
@@ -4526,9 +4789,9 @@
         </w:pict>
       </w:r>
     </w:p>
-    <w:bookmarkEnd w:id="34"/>
     <w:bookmarkEnd w:id="35"/>
-    <w:bookmarkStart w:id="44" w:name="Xb559445a4808077181942a8c638197d50ecfdb6"/>
+    <w:bookmarkEnd w:id="36"/>
+    <w:bookmarkStart w:id="45" w:name="Xb559445a4808077181942a8c638197d50ecfdb6"/>
     <w:p>
       <w:pPr>
         <w:pStyle w:val="Heading1"/>
@@ -4571,7 +4834,7 @@
         <w:t xml:space="preserve">Dette er en praksis vi kan dokumentere, ikke en idé vi lanserer.</w:t>
       </w:r>
     </w:p>
-    <w:bookmarkStart w:id="36" w:name="mesterskapsanalyse"/>
+    <w:bookmarkStart w:id="37" w:name="mesterskapsanalyse"/>
     <w:p>
       <w:pPr>
         <w:pStyle w:val="Heading2"/>
@@ -4620,8 +4883,8 @@
         <w:t xml:space="preserve">mesterskap, og som ingen rekker å lage manuelt. Vedlagt som vedlegg C.</w:t>
       </w:r>
     </w:p>
-    <w:bookmarkEnd w:id="36"/>
-    <w:bookmarkStart w:id="37" w:name="bredde--og-rekrutteringsanalyse"/>
+    <w:bookmarkEnd w:id="37"/>
+    <w:bookmarkStart w:id="38" w:name="bredde--og-rekrutteringsanalyse"/>
     <w:p>
       <w:pPr>
         <w:pStyle w:val="Heading2"/>
@@ -4676,8 +4939,8 @@
         <w:t xml:space="preserve">allerede gjort den analysen.</w:t>
       </w:r>
     </w:p>
-    <w:bookmarkEnd w:id="37"/>
-    <w:bookmarkStart w:id="41" w:name="forskning-på-nfifs-eget-datagrunnlag"/>
+    <w:bookmarkEnd w:id="38"/>
+    <w:bookmarkStart w:id="42" w:name="forskning-på-nfifs-eget-datagrunnlag"/>
     <w:p>
       <w:pPr>
         <w:pStyle w:val="Heading2"/>
@@ -4694,7 +4957,7 @@
         <w:t xml:space="preserve">Denne kapasiteten er fagfellevurdert og publisert, på forbundets egne data.</w:t>
       </w:r>
     </w:p>
-    <w:bookmarkStart w:id="38" w:name="arbeider-basert-på-data-fra-nfif"/>
+    <w:bookmarkStart w:id="39" w:name="arbeider-basert-på-data-fra-nfif"/>
     <w:p>
       <w:pPr>
         <w:pStyle w:val="Heading3"/>
@@ -4841,8 +5104,8 @@
         <w:t xml:space="preserve">10 (6), e0129014.</w:t>
       </w:r>
     </w:p>
-    <w:bookmarkEnd w:id="38"/>
-    <w:bookmarkStart w:id="39" w:name="arbeid-på-tilsvarende-datagrunnlag"/>
+    <w:bookmarkEnd w:id="39"/>
+    <w:bookmarkStart w:id="40" w:name="arbeid-på-tilsvarende-datagrunnlag"/>
     <w:p>
       <w:pPr>
         <w:pStyle w:val="Heading3"/>
@@ -4910,8 +5173,8 @@
         <w:t xml:space="preserve">, antatt for publisering.</w:t>
       </w:r>
     </w:p>
-    <w:bookmarkEnd w:id="39"/>
-    <w:bookmarkStart w:id="40" w:name="hva-dette-betyr-for-anskaffelsen"/>
+    <w:bookmarkEnd w:id="40"/>
+    <w:bookmarkStart w:id="41" w:name="hva-dette-betyr-for-anskaffelsen"/>
     <w:p>
       <w:pPr>
         <w:pStyle w:val="Heading3"/>
@@ -5054,9 +5317,9 @@
         <w:t xml:space="preserve">allerede har publisert på deres data.</w:t>
       </w:r>
     </w:p>
-    <w:bookmarkEnd w:id="40"/>
     <w:bookmarkEnd w:id="41"/>
-    <w:bookmarkStart w:id="42" w:name="tjenestekatalog"/>
+    <w:bookmarkEnd w:id="42"/>
+    <w:bookmarkStart w:id="43" w:name="tjenestekatalog"/>
     <w:p>
       <w:pPr>
         <w:pStyle w:val="Heading2"/>
@@ -5340,8 +5603,8 @@
         <w:t xml:space="preserve">kapittel 12.</w:t>
       </w:r>
     </w:p>
-    <w:bookmarkEnd w:id="42"/>
-    <w:bookmarkStart w:id="43" w:name="et-forbehold-vi-tar-opp-selv"/>
+    <w:bookmarkEnd w:id="43"/>
+    <w:bookmarkStart w:id="44" w:name="et-forbehold-vi-tar-opp-selv"/>
     <w:p>
       <w:pPr>
         <w:pStyle w:val="Heading2"/>
@@ -5429,9 +5692,9 @@
         </w:pict>
       </w:r>
     </w:p>
-    <w:bookmarkEnd w:id="43"/>
     <w:bookmarkEnd w:id="44"/>
-    <w:bookmarkStart w:id="48" w:name="gateløp-veikart"/>
+    <w:bookmarkEnd w:id="45"/>
+    <w:bookmarkStart w:id="49" w:name="gateløp-veikart"/>
     <w:p>
       <w:pPr>
         <w:pStyle w:val="Heading1"/>
@@ -5486,7 +5749,7 @@
         <w:t xml:space="preserve">av tilbudet.</w:t>
       </w:r>
     </w:p>
-    <w:bookmarkStart w:id="45" w:name="omfang"/>
+    <w:bookmarkStart w:id="46" w:name="omfang"/>
     <w:p>
       <w:pPr>
         <w:pStyle w:val="Heading2"/>
@@ -5565,8 +5828,8 @@
         <w:t xml:space="preserve">hører hjemme i basen etter §8.</w:t>
       </w:r>
     </w:p>
-    <w:bookmarkEnd w:id="45"/>
-    <w:bookmarkStart w:id="46" w:name="X86467ed951c6b36b4ea3134ceb482096d645801"/>
+    <w:bookmarkEnd w:id="46"/>
+    <w:bookmarkStart w:id="47" w:name="X86467ed951c6b36b4ea3134ceb482096d645801"/>
     <w:p>
       <w:pPr>
         <w:pStyle w:val="Heading2"/>
@@ -5680,8 +5943,8 @@
         <w:t xml:space="preserve">etter.</w:t>
       </w:r>
     </w:p>
-    <w:bookmarkEnd w:id="46"/>
-    <w:bookmarkStart w:id="47" w:name="leveranseplan"/>
+    <w:bookmarkEnd w:id="47"/>
+    <w:bookmarkStart w:id="48" w:name="leveranseplan"/>
     <w:p>
       <w:pPr>
         <w:pStyle w:val="Heading2"/>
@@ -5949,9 +6212,9 @@
         </w:pict>
       </w:r>
     </w:p>
-    <w:bookmarkEnd w:id="47"/>
     <w:bookmarkEnd w:id="48"/>
-    <w:bookmarkStart w:id="52" w:name="historiske-data"/>
+    <w:bookmarkEnd w:id="49"/>
+    <w:bookmarkStart w:id="53" w:name="historiske-data"/>
     <w:p>
       <w:pPr>
         <w:pStyle w:val="Heading1"/>
@@ -5972,7 +6235,7 @@
         <w:t xml:space="preserve">§15.</w:t>
       </w:r>
     </w:p>
-    <w:bookmarkStart w:id="49" w:name="førsteprioriteten-er-levert"/>
+    <w:bookmarkStart w:id="50" w:name="førsteprioriteten-er-levert"/>
     <w:p>
       <w:pPr>
         <w:pStyle w:val="Heading2"/>
@@ -6042,8 +6305,8 @@
         <w:t xml:space="preserve">som gjør at vi kan oppgi dybden over som et faktum og ikke som et estimat.</w:t>
       </w:r>
     </w:p>
-    <w:bookmarkEnd w:id="49"/>
-    <w:bookmarkStart w:id="50" w:name="alle-tiders-materialet-er-allerede-inne"/>
+    <w:bookmarkEnd w:id="50"/>
+    <w:bookmarkStart w:id="51" w:name="alle-tiders-materialet-er-allerede-inne"/>
     <w:p>
       <w:pPr>
         <w:pStyle w:val="Heading2"/>
@@ -6251,8 +6514,8 @@
         <w:t xml:space="preserve">dagens statistikkplattform ble laget.</w:t>
       </w:r>
     </w:p>
-    <w:bookmarkEnd w:id="50"/>
-    <w:bookmarkStart w:id="51" w:name="videre-historisk-utvidelse"/>
+    <w:bookmarkEnd w:id="51"/>
+    <w:bookmarkStart w:id="52" w:name="videre-historisk-utvidelse"/>
     <w:p>
       <w:pPr>
         <w:pStyle w:val="Heading2"/>
@@ -6334,9 +6597,9 @@
         </w:pict>
       </w:r>
     </w:p>
-    <w:bookmarkEnd w:id="51"/>
     <w:bookmarkEnd w:id="52"/>
-    <w:bookmarkStart w:id="56" w:name="X46c0cf94db48a3ee3554fb2ab3c1504124a6902"/>
+    <w:bookmarkEnd w:id="53"/>
+    <w:bookmarkStart w:id="57" w:name="X46c0cf94db48a3ee3554fb2ab3c1504124a6902"/>
     <w:p>
       <w:pPr>
         <w:pStyle w:val="Heading1"/>
@@ -6357,7 +6620,7 @@
         <w:t xml:space="preserve">§19, §17.</w:t>
       </w:r>
     </w:p>
-    <w:bookmarkStart w:id="53" w:name="personvern-for-mindreårige"/>
+    <w:bookmarkStart w:id="54" w:name="personvern-for-mindreårige"/>
     <w:p>
       <w:pPr>
         <w:pStyle w:val="Heading2"/>
@@ -6608,8 +6871,8 @@
         <w:t xml:space="preserve">sitter spredt i koden. Endrer NFIF regelverket, endres grensen ett sted.</w:t>
       </w:r>
     </w:p>
-    <w:bookmarkEnd w:id="53"/>
-    <w:bookmarkStart w:id="54" w:name="sikkerhet"/>
+    <w:bookmarkEnd w:id="54"/>
+    <w:bookmarkStart w:id="55" w:name="sikkerhet"/>
     <w:p>
       <w:pPr>
         <w:pStyle w:val="Heading2"/>
@@ -6644,8 +6907,8 @@
         <w:t xml:space="preserve">med dokumentert gjenopprettingsrutine.</w:t>
       </w:r>
     </w:p>
-    <w:bookmarkEnd w:id="54"/>
-    <w:bookmarkStart w:id="55" w:name="beredskap-ved-topplast"/>
+    <w:bookmarkEnd w:id="55"/>
+    <w:bookmarkStart w:id="56" w:name="beredskap-ved-topplast"/>
     <w:p>
       <w:pPr>
         <w:pStyle w:val="Heading2"/>
@@ -6681,9 +6944,9 @@
         </w:pict>
       </w:r>
     </w:p>
-    <w:bookmarkEnd w:id="55"/>
     <w:bookmarkEnd w:id="56"/>
-    <w:bookmarkStart w:id="60" w:name="leveranseplan-1"/>
+    <w:bookmarkEnd w:id="57"/>
+    <w:bookmarkStart w:id="61" w:name="leveranseplan-1"/>
     <w:p>
       <w:pPr>
         <w:pStyle w:val="Heading1"/>
@@ -6704,7 +6967,7 @@
         <w:t xml:space="preserve">§21 tidsplan, §20 faser, §24 frister.</w:t>
       </w:r>
     </w:p>
-    <w:bookmarkStart w:id="57" w:name="frem-til-01.01.2027"/>
+    <w:bookmarkStart w:id="58" w:name="frem-til-01.01.2027"/>
     <w:p>
       <w:pPr>
         <w:pStyle w:val="Heading2"/>
@@ -6718,13 +6981,39 @@
         <w:pStyle w:val="FirstParagraph"/>
       </w:pPr>
       <w:r>
-        <w:t xml:space="preserve">§24 krever en operativ løsning som dekker minst alle baneresultater innen</w:t>
-      </w:r>
-      <w:r>
-        <w:t xml:space="preserve"> </w:t>
-      </w:r>
-      <w:r>
-        <w:t xml:space="preserve">01.01.2027. Under er det som gjenstår for å oppfylle det.</w:t>
+        <w:t xml:space="preserve">Målsettingen er en operativ løsning for både bane og løp utenfor bane fra</w:t>
+      </w:r>
+      <w:r>
+        <w:t xml:space="preserve"> </w:t>
+      </w:r>
+      <w:r>
+        <w:t xml:space="preserve">01.01.2027. Dekker første leveranse ikke løp utenfor bane, skal leverandøren</w:t>
+      </w:r>
+      <w:r>
+        <w:t xml:space="preserve"> </w:t>
+      </w:r>
+      <w:r>
+        <w:t xml:space="preserve">beskrive en realistisk plan for neste fase.</w:t>
+      </w:r>
+    </w:p>
+    <w:p>
+      <w:pPr>
+        <w:pStyle w:val="BodyText"/>
+      </w:pPr>
+      <w:r>
+        <w:t xml:space="preserve">Vi er ærlige på at vi treffer den første halvdelen og ikke den andre: bane er i</w:t>
+      </w:r>
+      <w:r>
+        <w:t xml:space="preserve"> </w:t>
+      </w:r>
+      <w:r>
+        <w:t xml:space="preserve">drift, løp utenfor bane må bygges. Planen for det står i kapittel 5. Under er</w:t>
+      </w:r>
+      <w:r>
+        <w:t xml:space="preserve"> </w:t>
+      </w:r>
+      <w:r>
+        <w:t xml:space="preserve">det som gjenstår på banesiden.</w:t>
       </w:r>
     </w:p>
     <w:tbl>
@@ -7473,8 +7762,8 @@
         </w:tc>
       </w:tr>
     </w:tbl>
-    <w:bookmarkEnd w:id="57"/>
-    <w:bookmarkStart w:id="58" w:name="og-senere"/>
+    <w:bookmarkEnd w:id="58"/>
+    <w:bookmarkStart w:id="59" w:name="og-senere"/>
     <w:p>
       <w:pPr>
         <w:pStyle w:val="Heading2"/>
@@ -7694,8 +7983,8 @@
         <w:t xml:space="preserve">bunnen, og det er en reell kostnadsfordel.</w:t>
       </w:r>
     </w:p>
-    <w:bookmarkEnd w:id="58"/>
-    <w:bookmarkStart w:id="59" w:name="overgang-og-parallelldrift"/>
+    <w:bookmarkEnd w:id="59"/>
+    <w:bookmarkStart w:id="60" w:name="overgang-og-parallelldrift"/>
     <w:p>
       <w:pPr>
         <w:pStyle w:val="Heading2"/>
@@ -7737,9 +8026,9 @@
         </w:pict>
       </w:r>
     </w:p>
-    <w:bookmarkEnd w:id="59"/>
     <w:bookmarkEnd w:id="60"/>
-    <w:bookmarkStart w:id="71" w:name="organisasjon-bemanning-og-risiko"/>
+    <w:bookmarkEnd w:id="61"/>
+    <w:bookmarkStart w:id="72" w:name="organisasjon-bemanning-og-risiko"/>
     <w:p>
       <w:pPr>
         <w:pStyle w:val="Heading1"/>
@@ -7748,7 +8037,7 @@
         <w:t xml:space="preserve">9. Organisasjon, bemanning og risiko</w:t>
       </w:r>
     </w:p>
-    <w:bookmarkStart w:id="61" w:name="om-athlete-mindset-as"/>
+    <w:bookmarkStart w:id="62" w:name="om-athlete-mindset-as"/>
     <w:p>
       <w:pPr>
         <w:pStyle w:val="Heading2"/>
@@ -7835,8 +8124,8 @@
         <w:t xml:space="preserve">kjerneprodukt, ikke som et enkeltoppdrag ved siden av.</w:t>
       </w:r>
     </w:p>
-    <w:bookmarkEnd w:id="61"/>
-    <w:bookmarkStart w:id="67" w:name="teamet"/>
+    <w:bookmarkEnd w:id="62"/>
+    <w:bookmarkStart w:id="68" w:name="teamet"/>
     <w:p>
       <w:pPr>
         <w:pStyle w:val="Heading2"/>
@@ -7871,7 +8160,7 @@
         <w:t xml:space="preserve">den det.</w:t>
       </w:r>
     </w:p>
-    <w:bookmarkStart w:id="62" w:name="X1358178f2f3113eb3f93b9fb90a82b510efbbf2"/>
+    <w:bookmarkStart w:id="63" w:name="X1358178f2f3113eb3f93b9fb90a82b510efbbf2"/>
     <w:p>
       <w:pPr>
         <w:pStyle w:val="Heading3"/>
@@ -7964,8 +8253,8 @@
         <w:t xml:space="preserve">som krever en som har sittet i jury.</w:t>
       </w:r>
     </w:p>
-    <w:bookmarkEnd w:id="62"/>
-    <w:bookmarkStart w:id="63" w:name="Xba80a0082db25501faf7604926b51b1fb71f77e"/>
+    <w:bookmarkEnd w:id="63"/>
+    <w:bookmarkStart w:id="64" w:name="Xba80a0082db25501faf7604926b51b1fb71f77e"/>
     <w:p>
       <w:pPr>
         <w:pStyle w:val="Heading3"/>
@@ -8028,8 +8317,8 @@
         <w:t xml:space="preserve">kvalifiseringskrav beskrevet i kapittel 2.</w:t>
       </w:r>
     </w:p>
-    <w:bookmarkEnd w:id="63"/>
-    <w:bookmarkStart w:id="64" w:name="X05261a76fafde30046c12f1cad824d36222d9af"/>
+    <w:bookmarkEnd w:id="64"/>
+    <w:bookmarkStart w:id="65" w:name="X05261a76fafde30046c12f1cad824d36222d9af"/>
     <w:p>
       <w:pPr>
         <w:pStyle w:val="Heading3"/>
@@ -8092,8 +8381,8 @@
         <w:t xml:space="preserve">leser tall, blir en plattform for statistikere.</w:t>
       </w:r>
     </w:p>
-    <w:bookmarkEnd w:id="64"/>
-    <w:bookmarkStart w:id="65" w:name="Xa3bcf547d72336551e333f1df97d72f76f7f8f6"/>
+    <w:bookmarkEnd w:id="65"/>
+    <w:bookmarkStart w:id="66" w:name="Xa3bcf547d72336551e333f1df97d72f76f7f8f6"/>
     <w:p>
       <w:pPr>
         <w:pStyle w:val="Heading3"/>
@@ -8174,8 +8463,8 @@
         <w:t xml:space="preserve">er miljøet vi kommer fra.</w:t>
       </w:r>
     </w:p>
-    <w:bookmarkEnd w:id="65"/>
-    <w:bookmarkStart w:id="66" w:name="hva-teamet-betyr-for-nfif"/>
+    <w:bookmarkEnd w:id="66"/>
+    <w:bookmarkStart w:id="67" w:name="hva-teamet-betyr-for-nfif"/>
     <w:p>
       <w:pPr>
         <w:pStyle w:val="Heading3"/>
@@ -8391,9 +8680,9 @@
         </w:tc>
       </w:tr>
     </w:tbl>
-    <w:bookmarkEnd w:id="66"/>
     <w:bookmarkEnd w:id="67"/>
-    <w:bookmarkStart w:id="68" w:name="innvendingen-vi-tar-opp-selv"/>
+    <w:bookmarkEnd w:id="68"/>
+    <w:bookmarkStart w:id="69" w:name="innvendingen-vi-tar-opp-selv"/>
     <w:p>
       <w:pPr>
         <w:pStyle w:val="Heading2"/>
@@ -8631,8 +8920,8 @@
         <w:t xml:space="preserve">lavere enn et konsulenthus, og hvorfor vi blir værende.</w:t>
       </w:r>
     </w:p>
-    <w:bookmarkEnd w:id="68"/>
-    <w:bookmarkStart w:id="69" w:name="om-det-frivillige-miljøet"/>
+    <w:bookmarkEnd w:id="69"/>
+    <w:bookmarkStart w:id="70" w:name="om-det-frivillige-miljøet"/>
     <w:p>
       <w:pPr>
         <w:pStyle w:val="Heading2"/>
@@ -8693,8 +8982,8 @@
         <w:t xml:space="preserve">tillit i statistikkmiljøet blir en plattform ingen bruker.</w:t>
       </w:r>
     </w:p>
-    <w:bookmarkEnd w:id="69"/>
-    <w:bookmarkStart w:id="70" w:name="risiko"/>
+    <w:bookmarkEnd w:id="70"/>
+    <w:bookmarkStart w:id="71" w:name="risiko"/>
     <w:p>
       <w:pPr>
         <w:pStyle w:val="Heading2"/>
@@ -8965,9 +9254,9 @@
         </w:pict>
       </w:r>
     </w:p>
-    <w:bookmarkEnd w:id="70"/>
     <w:bookmarkEnd w:id="71"/>
-    <w:bookmarkStart w:id="72" w:name="support-og-vedlikehold"/>
+    <w:bookmarkEnd w:id="72"/>
+    <w:bookmarkStart w:id="73" w:name="support-og-vedlikehold"/>
     <w:p>
       <w:pPr>
         <w:pStyle w:val="Heading1"/>
@@ -9246,8 +9535,8 @@
         </w:pict>
       </w:r>
     </w:p>
-    <w:bookmarkEnd w:id="72"/>
-    <w:bookmarkStart w:id="73" w:name="dataeierskap-exit-og-escrow"/>
+    <w:bookmarkEnd w:id="73"/>
+    <w:bookmarkStart w:id="74" w:name="dataeierskap-exit-og-escrow"/>
     <w:p>
       <w:pPr>
         <w:pStyle w:val="Heading1"/>
@@ -9421,8 +9710,8 @@
         </w:pict>
       </w:r>
     </w:p>
-    <w:bookmarkEnd w:id="73"/>
-    <w:bookmarkStart w:id="79" w:name="pris"/>
+    <w:bookmarkEnd w:id="74"/>
+    <w:bookmarkStart w:id="80" w:name="pris"/>
     <w:p>
       <w:pPr>
         <w:pStyle w:val="Heading1"/>
@@ -9523,7 +9812,7 @@
         <w:t xml:space="preserve">vi ber om å sette sammen med NFIF.</w:t>
       </w:r>
     </w:p>
-    <w:bookmarkStart w:id="74" w:name="prinsipper"/>
+    <w:bookmarkStart w:id="75" w:name="prinsipper"/>
     <w:p>
       <w:pPr>
         <w:pStyle w:val="Heading2"/>
@@ -9699,8 +9988,8 @@
         <w:t xml:space="preserve">arrangerer flere stevner.</w:t>
       </w:r>
     </w:p>
-    <w:bookmarkEnd w:id="74"/>
-    <w:bookmarkStart w:id="75" w:name="etablering-og-implementering-fastpris"/>
+    <w:bookmarkEnd w:id="75"/>
+    <w:bookmarkStart w:id="76" w:name="etablering-og-implementering-fastpris"/>
     <w:p>
       <w:pPr>
         <w:pStyle w:val="Heading2"/>
@@ -9844,8 +10133,8 @@
         </w:tc>
       </w:tr>
     </w:tbl>
-    <w:bookmarkEnd w:id="75"/>
-    <w:bookmarkStart w:id="76" w:name="årlig-drift-fastpris"/>
+    <w:bookmarkEnd w:id="76"/>
+    <w:bookmarkStart w:id="77" w:name="årlig-drift-fastpris"/>
     <w:p>
       <w:pPr>
         <w:pStyle w:val="Heading2"/>
@@ -10013,8 +10302,8 @@
         </w:tc>
       </w:tr>
     </w:tbl>
-    <w:bookmarkEnd w:id="76"/>
-    <w:bookmarkStart w:id="77" w:name="opsjoner-timepott-med-estimert-spenn"/>
+    <w:bookmarkEnd w:id="77"/>
+    <w:bookmarkStart w:id="78" w:name="opsjoner-timepott-med-estimert-spenn"/>
     <w:p>
       <w:pPr>
         <w:pStyle w:val="Heading2"/>
@@ -10206,8 +10495,8 @@
         </w:tc>
       </w:tr>
     </w:tbl>
-    <w:bookmarkEnd w:id="77"/>
-    <w:bookmarkStart w:id="78" w:name="grunnlag-for-forhandling"/>
+    <w:bookmarkEnd w:id="78"/>
+    <w:bookmarkStart w:id="79" w:name="grunnlag-for-forhandling"/>
     <w:p>
       <w:pPr>
         <w:pStyle w:val="Heading2"/>
@@ -10263,9 +10552,9 @@
         </w:pict>
       </w:r>
     </w:p>
-    <w:bookmarkEnd w:id="78"/>
     <w:bookmarkEnd w:id="79"/>
-    <w:bookmarkStart w:id="80" w:name="forbehold-og-forutsetninger"/>
+    <w:bookmarkEnd w:id="80"/>
+    <w:bookmarkStart w:id="81" w:name="forbehold-og-forutsetninger"/>
     <w:p>
       <w:pPr>
         <w:pStyle w:val="Heading1"/>
@@ -10315,22 +10604,31 @@
           <w:b/>
           <w:bCs/>
         </w:rPr>
-        <w:t xml:space="preserve">§14, fremtidig iSonen-arbeidsflyt</w:t>
-      </w:r>
-      <w:r>
-        <w:t xml:space="preserve">, beskriver en arbeidsflyt som ennå ikke</w:t>
-      </w:r>
-      <w:r>
-        <w:t xml:space="preserve"> </w:t>
-      </w:r>
-      <w:r>
-        <w:t xml:space="preserve">er definert. Vi lover forberedt arkitektur og deltakelse i</w:t>
-      </w:r>
-      <w:r>
-        <w:t xml:space="preserve"> </w:t>
-      </w:r>
-      <w:r>
-        <w:t xml:space="preserve">spesifikasjonsarbeidet, ikke ferdig integrasjon.</w:t>
+        <w:t xml:space="preserve">§14, iSonen-arbeidsflyten.</w:t>
+      </w:r>
+      <w:r>
+        <w:t xml:space="preserve"> </w:t>
+      </w:r>
+      <w:r>
+        <w:t xml:space="preserve">Arbeidet med Buypass, OpenTrack, FriRes og</w:t>
+      </w:r>
+      <w:r>
+        <w:t xml:space="preserve"> </w:t>
+      </w:r>
+      <w:r>
+        <w:t xml:space="preserve">EQ Timing pågår hos NFIF. Vi lover forberedt arkitektur og deltakelse i</w:t>
+      </w:r>
+      <w:r>
+        <w:t xml:space="preserve"> </w:t>
+      </w:r>
+      <w:r>
+        <w:t xml:space="preserve">spesifikasjonsarbeidet, og fastpriser integrasjonen når grensesnittene er</w:t>
+      </w:r>
+      <w:r>
+        <w:t xml:space="preserve"> </w:t>
+      </w:r>
+      <w:r>
+        <w:t xml:space="preserve">dokumentert.</w:t>
       </w:r>
     </w:p>
     <w:p>
@@ -10618,8 +10916,8 @@
         </w:pict>
       </w:r>
     </w:p>
-    <w:bookmarkEnd w:id="80"/>
-    <w:bookmarkStart w:id="81" w:name="vedlegg"/>
+    <w:bookmarkEnd w:id="81"/>
+    <w:bookmarkStart w:id="82" w:name="vedlegg"/>
     <w:p>
       <w:pPr>
         <w:pStyle w:val="Heading1"/>
@@ -10839,8 +11137,8 @@
         </w:pict>
       </w:r>
     </w:p>
-    <w:bookmarkEnd w:id="81"/>
-    <w:bookmarkStart w:id="84" w:name="vedlegg-a-kravsporing-22-og-23"/>
+    <w:bookmarkEnd w:id="82"/>
+    <w:bookmarkStart w:id="85" w:name="vedlegg-a-kravsporing-22-og-23"/>
     <w:p>
       <w:pPr>
         <w:pStyle w:val="Heading1"/>
@@ -10927,7 +11225,7 @@
         <w:t xml:space="preserve">løses kontraktuelt.</w:t>
       </w:r>
     </w:p>
-    <w:bookmarkStart w:id="82" w:name="obligatoriske-krav"/>
+    <w:bookmarkStart w:id="83" w:name="obligatoriske-krav"/>
     <w:p>
       <w:pPr>
         <w:pStyle w:val="Heading2"/>
@@ -11664,8 +11962,8 @@
         <w:t xml:space="preserve">teknisk risiko.</w:t>
       </w:r>
     </w:p>
-    <w:bookmarkEnd w:id="82"/>
-    <w:bookmarkStart w:id="83" w:name="ønskede-tilleggsfunksjoner"/>
+    <w:bookmarkEnd w:id="83"/>
+    <w:bookmarkStart w:id="84" w:name="ønskede-tilleggsfunksjoner"/>
     <w:p>
       <w:pPr>
         <w:pStyle w:val="Heading2"/>
@@ -12012,9 +12310,9 @@
         </w:pict>
       </w:r>
     </w:p>
-    <w:bookmarkEnd w:id="83"/>
     <w:bookmarkEnd w:id="84"/>
-    <w:bookmarkStart w:id="85" w:name="vedlegg-b-full-kravsporing-per-kapittel"/>
+    <w:bookmarkEnd w:id="85"/>
+    <w:bookmarkStart w:id="86" w:name="vedlegg-b-full-kravsporing-per-kapittel"/>
     <w:p>
       <w:pPr>
         <w:pStyle w:val="Heading1"/>
@@ -13006,7 +13304,7 @@
               <w:pStyle w:val="Compact"/>
             </w:pPr>
             <w:r>
-              <w:t xml:space="preserve">Fremtidig iSonen-arbeidsflyt</w:t>
+              <w:t xml:space="preserve">iSonen-arbeidsflyt</w:t>
             </w:r>
           </w:p>
         </w:tc>
@@ -13028,7 +13326,7 @@
               <w:pStyle w:val="Compact"/>
             </w:pPr>
             <w:r>
-              <w:t xml:space="preserve">Forberedt arkitektur</w:t>
+              <w:t xml:space="preserve">Forberedt arkitektur. Kobles på NFIFs pågående arbeid med Buypass.</w:t>
             </w:r>
           </w:p>
         </w:tc>
@@ -13657,7 +13955,7 @@
         </w:tc>
       </w:tr>
     </w:tbl>
-    <w:bookmarkEnd w:id="85"/>
+    <w:bookmarkEnd w:id="86"/>
     <w:sectPr>
       <w:footnotePr>
         <w:numRestart w:val="eachSect"/>

--- a/NFIFProsjekt/tilbud/TILBUD.docx
+++ b/NFIFProsjekt/tilbud/TILBUD.docx
@@ -2424,13 +2424,13 @@
         <w:t xml:space="preserve"> </w:t>
       </w:r>
       <w:r>
-        <w:t xml:space="preserve">etter TR14.1/TR43.1 (§7), kvalitetsnivå A/B/C (§6), og datamodellen for</w:t>
-      </w:r>
-      <w:r>
-        <w:t xml:space="preserve"> </w:t>
-      </w:r>
-      <w:r>
-        <w:t xml:space="preserve">gateløp (§8). Disse er beskrevet i henholdsvis kapittel 3.5, 5 og 8.</w:t>
+        <w:t xml:space="preserve">etter TR14.1/TR43.1 (§7), kvalitetsnivå A/B/C (§6), og datamodellen for løp</w:t>
+      </w:r>
+      <w:r>
+        <w:t xml:space="preserve"> </w:t>
+      </w:r>
+      <w:r>
+        <w:t xml:space="preserve">utenfor bane (§8). Disse er beskrevet i henholdsvis kapittel 3.5, 5 og 8.</w:t>
       </w:r>
     </w:p>
     <w:bookmarkStart w:id="21" w:name="kildetrofasthet-som-prinsipp"/>
@@ -3469,7 +3469,7 @@
               <w:pStyle w:val="Compact"/>
             </w:pPr>
             <w:r>
-              <w:t xml:space="preserve">Løyperegisteret (gjelder gateløp)</w:t>
+              <w:t xml:space="preserve">Løyperegisteret (gjelder løp utenfor bane)</w:t>
             </w:r>
           </w:p>
         </w:tc>
@@ -5694,13 +5694,13 @@
     </w:p>
     <w:bookmarkEnd w:id="44"/>
     <w:bookmarkEnd w:id="45"/>
-    <w:bookmarkStart w:id="49" w:name="gateløp-veikart"/>
+    <w:bookmarkStart w:id="49" w:name="løp-utenfor-bane-veikart"/>
     <w:p>
       <w:pPr>
         <w:pStyle w:val="Heading1"/>
       </w:pPr>
       <w:r>
-        <w:t xml:space="preserve">5. Gateløp: veikart</w:t>
+        <w:t xml:space="preserve">5. Løp utenfor bane: veikart</w:t>
       </w:r>
     </w:p>
     <w:p>
@@ -5720,13 +5720,13 @@
         <w:pStyle w:val="BodyText"/>
       </w:pPr>
       <w:r>
-        <w:t xml:space="preserve">Løsningen dekker i dag banestatistikk. Gateløp er vårt største enkeltgap og må</w:t>
-      </w:r>
-      <w:r>
-        <w:t xml:space="preserve"> </w:t>
-      </w:r>
-      <w:r>
-        <w:t xml:space="preserve">bygges.</w:t>
+        <w:t xml:space="preserve">Løsningen dekker i dag banestatistikk. Løp utenfor bane er vårt største</w:t>
+      </w:r>
+      <w:r>
+        <w:t xml:space="preserve"> </w:t>
+      </w:r>
+      <w:r>
+        <w:t xml:space="preserve">enkeltgap og må bygges.</w:t>
       </w:r>
     </w:p>
     <w:p>
@@ -5740,13 +5740,13 @@
         <w:t xml:space="preserve"> </w:t>
       </w:r>
       <w:r>
-        <w:t xml:space="preserve">gateløp fra start. Veikartet følger her, slik at NFIF har det ved vurderingen</w:t>
-      </w:r>
-      <w:r>
-        <w:t xml:space="preserve"> </w:t>
-      </w:r>
-      <w:r>
-        <w:t xml:space="preserve">av tilbudet.</w:t>
+        <w:t xml:space="preserve">løp utenfor bane fra start. Veikartet følger her, slik at NFIF har det ved</w:t>
+      </w:r>
+      <w:r>
+        <w:t xml:space="preserve"> </w:t>
+      </w:r>
+      <w:r>
+        <w:t xml:space="preserve">vurderingen av tilbudet.</w:t>
       </w:r>
     </w:p>
     <w:bookmarkStart w:id="46" w:name="omfang"/>
@@ -5829,13 +5829,13 @@
       </w:r>
     </w:p>
     <w:bookmarkEnd w:id="46"/>
-    <w:bookmarkStart w:id="47" w:name="X86467ed951c6b36b4ea3134ceb482096d645801"/>
+    <w:bookmarkStart w:id="47" w:name="X6f68ef4c881000d0e86ed079ab55a43d7b17a10"/>
     <w:p>
       <w:pPr>
         <w:pStyle w:val="Heading2"/>
       </w:pPr>
       <w:r>
-        <w:t xml:space="preserve">5.2 Hvorfor gateløp likevel er en annen oppgave</w:t>
+        <w:t xml:space="preserve">5.2 Hvorfor løp utenfor bane likevel er en annen oppgave</w:t>
       </w:r>
     </w:p>
     <w:p>
@@ -5934,13 +5934,13 @@
         <w:t xml:space="preserve"> </w:t>
       </w:r>
       <w:r>
-        <w:t xml:space="preserve">er også grunnen til at kvalitetsnivåene i §6 må bygges før gateløpene, ikke</w:t>
-      </w:r>
-      <w:r>
-        <w:t xml:space="preserve"> </w:t>
-      </w:r>
-      <w:r>
-        <w:t xml:space="preserve">etter.</w:t>
+        <w:t xml:space="preserve">er også grunnen til at kvalitetsnivåene i §6 må bygges før løpene utenfor bane,</w:t>
+      </w:r>
+      <w:r>
+        <w:t xml:space="preserve"> </w:t>
+      </w:r>
+      <w:r>
+        <w:t xml:space="preserve">ikke etter.</w:t>
       </w:r>
     </w:p>
     <w:bookmarkEnd w:id="47"/>
@@ -7467,7 +7467,7 @@
               <w:pStyle w:val="Compact"/>
             </w:pPr>
             <w:r>
-              <w:t xml:space="preserve">Veikart gateløp, levert med dette tilbudet</w:t>
+              <w:t xml:space="preserve">Veikart for løp utenfor bane, levert med dette tilbudet</w:t>
             </w:r>
           </w:p>
         </w:tc>
@@ -7911,7 +7911,7 @@
               <w:pStyle w:val="Compact"/>
             </w:pPr>
             <w:r>
-              <w:t xml:space="preserve">Gateløp, jf. veikartet i kapittel 5</w:t>
+              <w:t xml:space="preserve">Løp utenfor bane, jf. veikartet i kapittel 5</w:t>
             </w:r>
           </w:p>
         </w:tc>
@@ -9062,7 +9062,7 @@
               <w:pStyle w:val="Compact"/>
             </w:pPr>
             <w:r>
-              <w:t xml:space="preserve">Gateløp viser seg mer omfattende</w:t>
+              <w:t xml:space="preserve">Løp utenfor bane viser seg mer omfattende</w:t>
             </w:r>
           </w:p>
         </w:tc>
@@ -9739,31 +9739,31 @@
         <w:t xml:space="preserve"> </w:t>
       </w:r>
       <w:r>
-        <w:t xml:space="preserve">dag. Integrasjonene i §13 avhenger av grensesnitt vi ikke har sett. Gateløpene</w:t>
-      </w:r>
-      <w:r>
-        <w:t xml:space="preserve"> </w:t>
-      </w:r>
-      <w:r>
-        <w:t xml:space="preserve">avhenger av tidtakernes datakilder. Omfanget av historisk utvidelse avhenger</w:t>
-      </w:r>
-      <w:r>
-        <w:t xml:space="preserve"> </w:t>
-      </w:r>
-      <w:r>
-        <w:t xml:space="preserve">av kilder som må kartlegges før noen vet hva de inneholder. En leverandør som</w:t>
-      </w:r>
-      <w:r>
-        <w:t xml:space="preserve"> </w:t>
-      </w:r>
-      <w:r>
-        <w:t xml:space="preserve">likevel setter et tall på disse, priser inn sin egen usikkerhet, og NFIF</w:t>
-      </w:r>
-      <w:r>
-        <w:t xml:space="preserve"> </w:t>
-      </w:r>
-      <w:r>
-        <w:t xml:space="preserve">betaler for den enten den inntreffer eller ikke.</w:t>
+        <w:t xml:space="preserve">dag. Integrasjonene i §13 avhenger av grensesnitt vi ikke har sett. Løpene</w:t>
+      </w:r>
+      <w:r>
+        <w:t xml:space="preserve"> </w:t>
+      </w:r>
+      <w:r>
+        <w:t xml:space="preserve">utenfor bane avhenger av tidtakernes datakilder. Omfanget av historisk</w:t>
+      </w:r>
+      <w:r>
+        <w:t xml:space="preserve"> </w:t>
+      </w:r>
+      <w:r>
+        <w:t xml:space="preserve">utvidelse avhenger av kilder som må kartlegges før noen vet hva de inneholder.</w:t>
+      </w:r>
+      <w:r>
+        <w:t xml:space="preserve"> </w:t>
+      </w:r>
+      <w:r>
+        <w:t xml:space="preserve">En leverandør som likevel setter et tall på disse, priser inn sin egen</w:t>
+      </w:r>
+      <w:r>
+        <w:t xml:space="preserve"> </w:t>
+      </w:r>
+      <w:r>
+        <w:t xml:space="preserve">usikkerhet, og NFIF betaler for den enten den inntreffer eller ikke.</w:t>
       </w:r>
     </w:p>
     <w:p>
@@ -9874,7 +9874,7 @@
         <w:t xml:space="preserve"> </w:t>
       </w:r>
       <w:r>
-        <w:t xml:space="preserve">Integrasjoner, gateløp og historisk</w:t>
+        <w:t xml:space="preserve">Integrasjoner, løp utenfor bane og historisk</w:t>
       </w:r>
       <w:r>
         <w:t xml:space="preserve"> </w:t>
@@ -10382,7 +10382,7 @@
               <w:pStyle w:val="Compact"/>
             </w:pPr>
             <w:r>
-              <w:t xml:space="preserve">Gateløp (§8), jf. kapittel 5</w:t>
+              <w:t xml:space="preserve">Løp utenfor bane (§8), jf. kapittel 5</w:t>
             </w:r>
           </w:p>
         </w:tc>
@@ -10792,7 +10792,7 @@
           <w:b/>
           <w:bCs/>
         </w:rPr>
-        <w:t xml:space="preserve">Gateløp</w:t>
+        <w:t xml:space="preserve">Løp utenfor bane</w:t>
       </w:r>
       <w:r>
         <w:t xml:space="preserve"> </w:t>
@@ -11450,7 +11450,7 @@
               <w:pStyle w:val="Compact"/>
             </w:pPr>
             <w:r>
-              <w:t xml:space="preserve">Løpsstatistikk, gateløp</w:t>
+              <w:t xml:space="preserve">Løpsstatistikk utenfor bane</w:t>
             </w:r>
           </w:p>
         </w:tc>
@@ -12899,7 +12899,7 @@
               <w:pStyle w:val="Compact"/>
             </w:pPr>
             <w:r>
-              <w:t xml:space="preserve">Gateløp med full metadata</w:t>
+              <w:t xml:space="preserve">Løp utenfor bane med full metadata</w:t>
             </w:r>
           </w:p>
         </w:tc>

--- a/NFIFProsjekt/tilbud/TILBUD.docx
+++ b/NFIFProsjekt/tilbud/TILBUD.docx
@@ -8046,9 +8046,116 @@
         <w:t xml:space="preserve">9.1 Om Athlete Mindset AS</w:t>
       </w:r>
     </w:p>
-    <w:p>
-      <w:pPr>
-        <w:pStyle w:val="FirstParagraph"/>
+    <w:tbl>
+      <w:tblPr>
+        <w:tblStyle w:val="Table"/>
+        <w:tblW w:type="auto" w:w="0"/>
+        <w:tblLook w:firstRow="0" w:lastRow="0" w:firstColumn="0" w:lastColumn="0" w:noHBand="0" w:noVBand="0" w:val="0000"/>
+      </w:tblPr>
+      <w:tblGrid>
+        <w:gridCol w:w="3960"/>
+        <w:gridCol w:w="3960"/>
+      </w:tblGrid>
+      <w:tr>
+        <w:tc>
+          <w:tcPr/>
+          <w:p>
+            <w:pPr>
+              <w:pStyle w:val="Compact"/>
+            </w:pPr>
+            <w:r>
+              <w:t xml:space="preserve">Foretaksnavn</w:t>
+            </w:r>
+          </w:p>
+        </w:tc>
+        <w:tc>
+          <w:tcPr/>
+          <w:p>
+            <w:pPr>
+              <w:pStyle w:val="Compact"/>
+            </w:pPr>
+            <w:r>
+              <w:t xml:space="preserve">Athlete Mindset AS</w:t>
+            </w:r>
+          </w:p>
+        </w:tc>
+      </w:tr>
+      <w:tr>
+        <w:tc>
+          <w:tcPr/>
+          <w:p>
+            <w:pPr>
+              <w:pStyle w:val="Compact"/>
+            </w:pPr>
+            <w:r>
+              <w:t xml:space="preserve">Organisasjonsnummer</w:t>
+            </w:r>
+          </w:p>
+        </w:tc>
+        <w:tc>
+          <w:tcPr/>
+          <w:p>
+            <w:pPr>
+              <w:pStyle w:val="Compact"/>
+            </w:pPr>
+            <w:r>
+              <w:t xml:space="preserve">937 878 818</w:t>
+            </w:r>
+          </w:p>
+        </w:tc>
+      </w:tr>
+      <w:tr>
+        <w:tc>
+          <w:tcPr/>
+          <w:p>
+            <w:pPr>
+              <w:pStyle w:val="Compact"/>
+            </w:pPr>
+            <w:r>
+              <w:t xml:space="preserve">Forretningsadresse</w:t>
+            </w:r>
+          </w:p>
+        </w:tc>
+        <w:tc>
+          <w:tcPr/>
+          <w:p>
+            <w:pPr>
+              <w:pStyle w:val="Compact"/>
+            </w:pPr>
+            <w:r>
+              <w:t xml:space="preserve">Idrettsveien 50, 1400 Ski</w:t>
+            </w:r>
+          </w:p>
+        </w:tc>
+      </w:tr>
+      <w:tr>
+        <w:tc>
+          <w:tcPr/>
+          <w:p>
+            <w:pPr>
+              <w:pStyle w:val="Compact"/>
+            </w:pPr>
+            <w:r>
+              <w:t xml:space="preserve">Konsern</w:t>
+            </w:r>
+          </w:p>
+        </w:tc>
+        <w:tc>
+          <w:tcPr/>
+          <w:p>
+            <w:pPr>
+              <w:pStyle w:val="Compact"/>
+            </w:pPr>
+            <w:r>
+              <w:t xml:space="preserve">Del av Fire S Invest AS</w:t>
+            </w:r>
+          </w:p>
+        </w:tc>
+      </w:tr>
+    </w:tbl>
+    <w:p>
+      <w:pPr>
+        <w:pStyle w:val="BodyText"/>
       </w:pPr>
       <w:r>
         <w:t xml:space="preserve">Athlete Mindset AS er et norsk aksjeselskap som arbeider med idrettsteknologi</w:t>
@@ -8122,6 +8229,20 @@
       </w:r>
       <w:r>
         <w:t xml:space="preserve">kjerneprodukt, ikke som et enkeltoppdrag ved siden av.</w:t>
+      </w:r>
+    </w:p>
+    <w:p>
+      <w:pPr>
+        <w:pStyle w:val="BodyText"/>
+      </w:pPr>
+      <w:r>
+        <w:t xml:space="preserve">Athlete Mindset AS inngår i Fire S Invest AS. Selskapet er dermed ikke en</w:t>
+      </w:r>
+      <w:r>
+        <w:t xml:space="preserve"> </w:t>
+      </w:r>
+      <w:r>
+        <w:t xml:space="preserve">enkeltstående oppstart, men har et eierselskap bak seg.</w:t>
       </w:r>
     </w:p>
     <w:bookmarkEnd w:id="62"/>
@@ -8774,7 +8895,7 @@
               <w:pStyle w:val="Compact"/>
             </w:pPr>
             <w:r>
-              <w:t xml:space="preserve">Selskapet er nytt. Arbeidet er det ikke. Fagfellevurdert forskning på norske friidrettsdata går tilbake til 2015 (kapittel 4.3), og plattformen har to års utvikling og 1,9 millioner produksjonsdata bak seg.</w:t>
+              <w:t xml:space="preserve">Selskapet er nytt og inngår i Fire S Invest AS. Arbeidet er ikke nytt. Fagfellevurdert forskning på norske friidrettsdata går tilbake til 2015 (kapittel 4.3), og plattformen har to års utvikling og 1,9 millioner produksjonsdata bak seg.</w:t>
             </w:r>
           </w:p>
         </w:tc>

--- a/NFIFProsjekt/tilbud/TILBUD.docx
+++ b/NFIFProsjekt/tilbud/TILBUD.docx
@@ -594,7 +594,7 @@
         <w:pStyle w:val="BodyText"/>
       </w:pPr>
       <w:r>
-        <w:t xml:space="preserve">I tillegg tilbyr vi noe en ren plattformleverandør ikke kan tilby:</w:t>
+        <w:t xml:space="preserve">I tillegg til plattformen tilbyr vi</w:t>
       </w:r>
       <w:r>
         <w:t xml:space="preserve"> </w:t>
@@ -604,33 +604,13 @@
           <w:b/>
           <w:bCs/>
         </w:rPr>
-        <w:t xml:space="preserve">et</w:t>
-      </w:r>
-      <w:r>
-        <w:rPr>
-          <w:b/>
-          <w:bCs/>
-        </w:rPr>
-        <w:t xml:space="preserve"> </w:t>
-      </w:r>
-      <w:r>
-        <w:rPr>
-          <w:b/>
-          <w:bCs/>
-        </w:rPr>
-        <w:t xml:space="preserve">fagmiljø som kan lese databasen.</w:t>
-      </w:r>
-      <w:r>
-        <w:t xml:space="preserve"> </w:t>
-      </w:r>
-      <w:r>
-        <w:t xml:space="preserve">Norske friidrettsdata er allerede grunnlag</w:t>
-      </w:r>
-      <w:r>
-        <w:t xml:space="preserve"> </w:t>
-      </w:r>
-      <w:r>
-        <w:t xml:space="preserve">for fagfellevurderte studier i</w:t>
+        <w:t xml:space="preserve">et fagmiljø som kan lese databasen.</w:t>
+      </w:r>
+      <w:r>
+        <w:t xml:space="preserve"> </w:t>
+      </w:r>
+      <w:r>
+        <w:t xml:space="preserve">Norske friidrettsdata er allerede grunnlag for fagfellevurderte studier i</w:t>
       </w:r>
       <w:r>
         <w:t xml:space="preserve"> </w:t>
@@ -659,19 +639,25 @@
         <w:t xml:space="preserve">PLOS ONE</w:t>
       </w:r>
       <w:r>
-        <w:t xml:space="preserve">, den eldste fra 2015. Vi har dessuten levert mesterskapsanalyser og</w:t>
-      </w:r>
-      <w:r>
-        <w:t xml:space="preserve"> </w:t>
-      </w:r>
-      <w:r>
-        <w:t xml:space="preserve">en bredde- og rekrutteringsanalyse av norsk friidrett 2013–2025. NFIF får</w:t>
-      </w:r>
-      <w:r>
-        <w:t xml:space="preserve"> </w:t>
-      </w:r>
-      <w:r>
-        <w:t xml:space="preserve">dermed ikke bare en database, men også analysemiljøet som kan lese den.</w:t>
+        <w:t xml:space="preserve">, den eldste fra 2015.</w:t>
+      </w:r>
+      <w:r>
+        <w:t xml:space="preserve"> </w:t>
+      </w:r>
+      <w:r>
+        <w:t xml:space="preserve">Vi har dessuten levert mesterskapsanalyser og en bredde- og</w:t>
+      </w:r>
+      <w:r>
+        <w:t xml:space="preserve"> </w:t>
+      </w:r>
+      <w:r>
+        <w:t xml:space="preserve">rekrutteringsanalyse av norsk friidrett 2013–2025. NFIF får dermed ikke bare</w:t>
+      </w:r>
+      <w:r>
+        <w:t xml:space="preserve"> </w:t>
+      </w:r>
+      <w:r>
+        <w:t xml:space="preserve">en database, men også analysemiljøet som kan lese den.</w:t>
       </w:r>
     </w:p>
     <w:p>
@@ -1013,7 +999,7 @@
         <w:t xml:space="preserve"> </w:t>
       </w:r>
       <w:r>
-        <w:t xml:space="preserve">hovedkapittel, fordi det er der vi skiller oss fra enhver annen tilbyder.</w:t>
+        <w:t xml:space="preserve">hovedkapittel, fordi det er den delen vi selv mener er mest verdt for NFIF.</w:t>
       </w:r>
     </w:p>
     <w:bookmarkEnd w:id="14"/>
@@ -5210,13 +5196,13 @@
         <w:t xml:space="preserve"> </w:t>
       </w:r>
       <w:r>
-        <w:t xml:space="preserve">Det er en uavhengig kvalitetsvurdering ingen leverandør kan gi seg selv, og det</w:t>
-      </w:r>
-      <w:r>
-        <w:t xml:space="preserve"> </w:t>
-      </w:r>
-      <w:r>
-        <w:t xml:space="preserve">er dokumentert av andre enn oss.</w:t>
+        <w:t xml:space="preserve">Det er en uavhengig kvalitetsvurdering, gjort av fagfeller og ikke av oss</w:t>
+      </w:r>
+      <w:r>
+        <w:t xml:space="preserve"> </w:t>
+      </w:r>
+      <w:r>
+        <w:t xml:space="preserve">selv.</w:t>
       </w:r>
     </w:p>
     <w:p>
